--- a/ЛР1_Б.ПИН.РИС-24.06_Панов Артём Андреевич.docx
+++ b/ЛР1_Б.ПИН.РИС-24.06_Панов Артём Андреевич.docx
@@ -336,7 +336,7 @@
           <w:szCs w:val="28"/>
           <w:lang w:val="ru-RU"/>
         </w:rPr>
-        <w:t>Выполнила: студент 3-го курса</w:t>
+        <w:t>Выполнил: студент 3-го курса</w:t>
       </w:r>
     </w:p>
     <w:p>

--- a/ЛР1_Б.ПИН.РИС-24.06_Панов Артём Андреевич.docx
+++ b/ЛР1_Б.ПИН.РИС-24.06_Панов Артём Андреевич.docx
@@ -4,6 +4,7 @@
   <w:body>
     <w:p>
       <w:pPr>
+        <w:spacing w:line="240" w:lineRule="auto"/>
         <w:ind w:firstLine="0"/>
         <w:jc w:val="center"/>
         <w:rPr>
@@ -23,6 +24,7 @@
     </w:p>
     <w:p>
       <w:pPr>
+        <w:spacing w:line="240" w:lineRule="auto"/>
         <w:ind w:firstLine="0"/>
         <w:jc w:val="center"/>
         <w:rPr>
@@ -42,6 +44,7 @@
     </w:p>
     <w:p>
       <w:pPr>
+        <w:spacing w:line="240" w:lineRule="auto"/>
         <w:ind w:firstLine="0"/>
         <w:jc w:val="center"/>
         <w:rPr>
@@ -61,6 +64,7 @@
     </w:p>
     <w:p>
       <w:pPr>
+        <w:spacing w:line="240" w:lineRule="auto"/>
         <w:ind w:firstLine="0"/>
         <w:jc w:val="center"/>
         <w:rPr>
@@ -80,6 +84,7 @@
     </w:p>
     <w:p>
       <w:pPr>
+        <w:spacing w:line="240" w:lineRule="auto"/>
         <w:ind w:firstLine="0"/>
         <w:jc w:val="center"/>
         <w:rPr>
@@ -117,6 +122,7 @@
     </w:p>
     <w:p>
       <w:pPr>
+        <w:spacing w:line="240" w:lineRule="auto"/>
         <w:ind w:firstLine="0"/>
         <w:jc w:val="center"/>
         <w:rPr>
@@ -191,6 +197,7 @@
     </w:p>
     <w:p>
       <w:pPr>
+        <w:spacing w:line="300" w:lineRule="auto"/>
         <w:ind w:firstLine="0"/>
         <w:jc w:val="center"/>
         <w:rPr>
@@ -202,7 +209,7 @@
       <w:r>
         <w:rPr>
           <w:rFonts w:cs="Times New Roman"/>
-          <w:b/>
+          <w:b w:val="0"/>
           <w:szCs w:val="28"/>
           <w:lang w:val="ru-RU"/>
         </w:rPr>
@@ -211,6 +218,7 @@
     </w:p>
     <w:p>
       <w:pPr>
+        <w:spacing w:line="300" w:lineRule="auto"/>
         <w:ind w:firstLine="0"/>
         <w:jc w:val="center"/>
         <w:rPr>
@@ -222,6 +230,7 @@
       <w:r>
         <w:rPr>
           <w:rFonts w:cs="Times New Roman"/>
+          <w:b w:val="0"/>
           <w:szCs w:val="28"/>
           <w:lang w:val="ru-RU"/>
         </w:rPr>
@@ -230,6 +239,7 @@
     </w:p>
     <w:p>
       <w:pPr>
+        <w:spacing w:line="300" w:lineRule="auto"/>
         <w:ind w:firstLine="0"/>
         <w:jc w:val="center"/>
         <w:rPr>
@@ -241,7 +251,7 @@
       <w:r>
         <w:rPr>
           <w:rFonts w:cs="Times New Roman"/>
-          <w:b/>
+          <w:b w:val="0"/>
           <w:szCs w:val="28"/>
           <w:lang w:val="ru-RU"/>
         </w:rPr>
@@ -250,7 +260,7 @@
       <w:r>
         <w:rPr>
           <w:rFonts w:cs="Times New Roman"/>
-          <w:b/>
+          <w:b w:val="0"/>
           <w:szCs w:val="28"/>
         </w:rPr>
         <w:t>Python</w:t>
@@ -258,7 +268,7 @@
       <w:r>
         <w:rPr>
           <w:rFonts w:cs="Times New Roman"/>
-          <w:b/>
+          <w:b w:val="0"/>
           <w:szCs w:val="28"/>
           <w:lang w:val="ru-RU"/>
         </w:rPr>
@@ -322,6 +332,7 @@
     </w:p>
     <w:p>
       <w:pPr>
+        <w:spacing w:line="240" w:lineRule="auto"/>
         <w:ind w:firstLine="0"/>
         <w:jc w:val="right"/>
         <w:rPr>
@@ -341,6 +352,7 @@
     </w:p>
     <w:p>
       <w:pPr>
+        <w:spacing w:line="240" w:lineRule="auto"/>
         <w:ind w:firstLine="0"/>
         <w:jc w:val="right"/>
         <w:rPr>
@@ -360,6 +372,7 @@
     </w:p>
     <w:p>
       <w:pPr>
+        <w:spacing w:line="240" w:lineRule="auto"/>
         <w:ind w:firstLine="0"/>
         <w:jc w:val="right"/>
         <w:rPr>
@@ -379,6 +392,7 @@
     </w:p>
     <w:p>
       <w:pPr>
+        <w:spacing w:line="240" w:lineRule="auto"/>
         <w:ind w:firstLine="0"/>
         <w:jc w:val="right"/>
         <w:rPr>
@@ -389,30 +403,14 @@
       </w:pPr>
       <w:r>
         <w:rPr>
-          <w:rFonts w:cs="Times New Roman"/>
-          <w:szCs w:val="28"/>
-          <w:lang w:val="ru-RU"/>
-        </w:rPr>
-        <w:t xml:space="preserve">Проверила: </w:t>
+          <w:rFonts w:cs="Times New Roman" w:ascii="Times New Roman" w:hAnsi="Times New Roman" w:eastAsia="Times New Roman"/>
+          <w:szCs w:val="28"/>
+          <w:lang w:val="ru-RU"/>
+        </w:rPr>
+        <w:t>Проверила: Лисничук Арина Бахытжановна</w:t>
       </w:r>
       <w:proofErr w:type="spellStart"/>
-      <w:r>
-        <w:rPr>
-          <w:rFonts w:cs="Times New Roman"/>
-          <w:szCs w:val="28"/>
-          <w:lang w:val="ru-RU"/>
-        </w:rPr>
-        <w:t>Лисничук</w:t>
-      </w:r>
       <w:proofErr w:type="spellEnd"/>
-      <w:r>
-        <w:rPr>
-          <w:rFonts w:cs="Times New Roman"/>
-          <w:szCs w:val="28"/>
-          <w:lang w:val="ru-RU"/>
-        </w:rPr>
-        <w:t xml:space="preserve"> А. Б.</w:t>
-      </w:r>
     </w:p>
     <w:p>
       <w:pPr>
@@ -519,6 +517,7 @@
           <w:r>
             <w:rPr>
               <w:rFonts w:ascii="Times New Roman" w:hAnsi="Times New Roman" w:cs="Times New Roman"/>
+              <w:b w:val="1"/>
               <w:sz w:val="28"/>
               <w:lang w:val="ru-RU"/>
             </w:rPr>
@@ -622,7 +621,7 @@
                 <w:webHidden/>
                 <w:szCs w:val="28"/>
               </w:rPr>
-              <w:t>4</w:t>
+              <w:t>3</w:t>
             </w:r>
             <w:r>
               <w:rPr>
@@ -892,7 +891,7 @@
                 <w:webHidden/>
                 <w:szCs w:val="28"/>
               </w:rPr>
-              <w:t>5</w:t>
+              <w:t>4</w:t>
             </w:r>
             <w:r>
               <w:rPr>
@@ -1020,7 +1019,7 @@
                 <w:webHidden/>
                 <w:szCs w:val="28"/>
               </w:rPr>
-              <w:t>5</w:t>
+              <w:t>4</w:t>
             </w:r>
             <w:r>
               <w:rPr>
@@ -1276,7 +1275,7 @@
                 <w:webHidden/>
                 <w:szCs w:val="28"/>
               </w:rPr>
-              <w:t>6</w:t>
+              <w:t>5</w:t>
             </w:r>
             <w:r>
               <w:rPr>
@@ -1423,7 +1422,7 @@
                 <w:webHidden/>
                 <w:szCs w:val="28"/>
               </w:rPr>
-              <w:t>6</w:t>
+              <w:t>5</w:t>
             </w:r>
             <w:r>
               <w:rPr>
@@ -1698,7 +1697,7 @@
                 <w:webHidden/>
                 <w:szCs w:val="28"/>
               </w:rPr>
-              <w:t>7</w:t>
+              <w:t>6</w:t>
             </w:r>
             <w:r>
               <w:rPr>
@@ -1973,7 +1972,7 @@
                 <w:webHidden/>
                 <w:szCs w:val="28"/>
               </w:rPr>
-              <w:t>8</w:t>
+              <w:t>7</w:t>
             </w:r>
             <w:r>
               <w:rPr>
@@ -2101,7 +2100,7 @@
                 <w:webHidden/>
                 <w:szCs w:val="28"/>
               </w:rPr>
-              <w:t>8</w:t>
+              <w:t>7</w:t>
             </w:r>
             <w:r>
               <w:rPr>
@@ -2229,7 +2228,7 @@
                 <w:webHidden/>
                 <w:szCs w:val="28"/>
               </w:rPr>
-              <w:t>9</w:t>
+              <w:t>8</w:t>
             </w:r>
             <w:r>
               <w:rPr>
@@ -2357,7 +2356,7 @@
                 <w:webHidden/>
                 <w:szCs w:val="28"/>
               </w:rPr>
-              <w:t>9</w:t>
+              <w:t>8</w:t>
             </w:r>
             <w:r>
               <w:rPr>
@@ -2447,7 +2446,7 @@
                 <w:webHidden/>
                 <w:szCs w:val="28"/>
               </w:rPr>
-              <w:t>10</w:t>
+              <w:t>9</w:t>
             </w:r>
             <w:r>
               <w:rPr>
@@ -2636,7 +2635,7 @@
                 <w:webHidden/>
                 <w:szCs w:val="28"/>
               </w:rPr>
-              <w:t>11</w:t>
+              <w:t>12</w:t>
             </w:r>
             <w:r>
               <w:rPr>
@@ -2725,7 +2724,7 @@
                 <w:webHidden/>
                 <w:szCs w:val="28"/>
               </w:rPr>
-              <w:t>12</w:t>
+              <w:t>13</w:t>
             </w:r>
             <w:r>
               <w:rPr>
@@ -2928,6 +2927,11 @@
       </w:sdtContent>
     </w:sdt>
     <w:p>
+      <w:r>
+        <w:br w:type="page"/>
+      </w:r>
+    </w:p>
+    <w:p>
       <w:pPr>
         <w:pStyle w:val="1"/>
         <w:rPr>
@@ -3887,89 +3891,89 @@
       </w:pPr>
       <w:r>
         <w:rPr>
-          <w:rFonts w:ascii="Times New Roman" w:hAnsi="Times New Roman" w:cs="Times New Roman"/>
-          <w:sz w:val="28"/>
-          <w:szCs w:val="28"/>
+          <w:rFonts w:ascii="Courier New" w:hAnsi="Courier New" w:cs="Courier New" w:eastAsia="Courier New"/>
+          <w:sz w:val="24"/>
+          <w:szCs w:val="24"/>
         </w:rPr>
         <w:t>distances = {}</w:t>
       </w:r>
       <w:r>
         <w:rPr>
-          <w:rFonts w:ascii="Times New Roman" w:hAnsi="Times New Roman" w:cs="Times New Roman"/>
-          <w:sz w:val="28"/>
-          <w:szCs w:val="28"/>
+          <w:rFonts w:ascii="Courier New" w:hAnsi="Courier New" w:cs="Courier New" w:eastAsia="Courier New"/>
+          <w:sz w:val="24"/>
+          <w:szCs w:val="24"/>
         </w:rPr>
         <w:br/>
         <w:t>for city1 in sites:</w:t>
       </w:r>
       <w:r>
         <w:rPr>
-          <w:rFonts w:ascii="Times New Roman" w:hAnsi="Times New Roman" w:cs="Times New Roman"/>
-          <w:sz w:val="28"/>
-          <w:szCs w:val="28"/>
+          <w:rFonts w:ascii="Courier New" w:hAnsi="Courier New" w:cs="Courier New" w:eastAsia="Courier New"/>
+          <w:sz w:val="24"/>
+          <w:szCs w:val="24"/>
         </w:rPr>
         <w:br/>
         <w:t xml:space="preserve">    distances[city1] = {}</w:t>
       </w:r>
       <w:r>
         <w:rPr>
-          <w:rFonts w:ascii="Times New Roman" w:hAnsi="Times New Roman" w:cs="Times New Roman"/>
-          <w:sz w:val="28"/>
-          <w:szCs w:val="28"/>
+          <w:rFonts w:ascii="Courier New" w:hAnsi="Courier New" w:cs="Courier New" w:eastAsia="Courier New"/>
+          <w:sz w:val="24"/>
+          <w:szCs w:val="24"/>
         </w:rPr>
         <w:br/>
         <w:t xml:space="preserve">    for city2 in sites:</w:t>
       </w:r>
       <w:r>
         <w:rPr>
-          <w:rFonts w:ascii="Times New Roman" w:hAnsi="Times New Roman" w:cs="Times New Roman"/>
-          <w:sz w:val="28"/>
-          <w:szCs w:val="28"/>
+          <w:rFonts w:ascii="Courier New" w:hAnsi="Courier New" w:cs="Courier New" w:eastAsia="Courier New"/>
+          <w:sz w:val="24"/>
+          <w:szCs w:val="24"/>
         </w:rPr>
         <w:br/>
         <w:t xml:space="preserve">        if city1 != city2:</w:t>
       </w:r>
       <w:r>
         <w:rPr>
-          <w:rFonts w:ascii="Times New Roman" w:hAnsi="Times New Roman" w:cs="Times New Roman"/>
-          <w:sz w:val="28"/>
-          <w:szCs w:val="28"/>
+          <w:rFonts w:ascii="Courier New" w:hAnsi="Courier New" w:cs="Courier New" w:eastAsia="Courier New"/>
+          <w:sz w:val="24"/>
+          <w:szCs w:val="24"/>
         </w:rPr>
         <w:br/>
         <w:t xml:space="preserve">            x1, y1 = sites[city1]</w:t>
       </w:r>
       <w:r>
         <w:rPr>
-          <w:rFonts w:ascii="Times New Roman" w:hAnsi="Times New Roman" w:cs="Times New Roman"/>
-          <w:sz w:val="28"/>
-          <w:szCs w:val="28"/>
+          <w:rFonts w:ascii="Courier New" w:hAnsi="Courier New" w:cs="Courier New" w:eastAsia="Courier New"/>
+          <w:sz w:val="24"/>
+          <w:szCs w:val="24"/>
         </w:rPr>
         <w:br/>
         <w:t xml:space="preserve">            x2, y2 = sites[city2]</w:t>
       </w:r>
       <w:r>
         <w:rPr>
-          <w:rFonts w:ascii="Times New Roman" w:hAnsi="Times New Roman" w:cs="Times New Roman"/>
-          <w:sz w:val="28"/>
-          <w:szCs w:val="28"/>
+          <w:rFonts w:ascii="Courier New" w:hAnsi="Courier New" w:cs="Courier New" w:eastAsia="Courier New"/>
+          <w:sz w:val="24"/>
+          <w:szCs w:val="24"/>
         </w:rPr>
         <w:br/>
         <w:t xml:space="preserve">            distances[city1][city2] = (</w:t>
       </w:r>
       <w:r>
         <w:rPr>
-          <w:rFonts w:ascii="Times New Roman" w:hAnsi="Times New Roman" w:cs="Times New Roman"/>
-          <w:sz w:val="28"/>
-          <w:szCs w:val="28"/>
+          <w:rFonts w:ascii="Courier New" w:hAnsi="Courier New" w:cs="Courier New" w:eastAsia="Courier New"/>
+          <w:sz w:val="24"/>
+          <w:szCs w:val="24"/>
         </w:rPr>
         <w:br/>
         <w:t xml:space="preserve">                (x1 - x2) ** 2 + (y1 - y2) ** 2</w:t>
       </w:r>
       <w:r>
         <w:rPr>
-          <w:rFonts w:ascii="Times New Roman" w:hAnsi="Times New Roman" w:cs="Times New Roman"/>
-          <w:sz w:val="28"/>
-          <w:szCs w:val="28"/>
+          <w:rFonts w:ascii="Courier New" w:hAnsi="Courier New" w:cs="Courier New" w:eastAsia="Courier New"/>
+          <w:sz w:val="24"/>
+          <w:szCs w:val="24"/>
         </w:rPr>
         <w:br/>
         <w:t xml:space="preserve">            ) ** 0.5</w:t>
@@ -4030,7 +4034,7 @@
     </w:p>
     <w:p>
       <w:pPr>
-        <w:spacing w:after="120"/>
+        <w:spacing w:after="160" w:before="80"/>
         <w:ind w:firstLine="0"/>
         <w:jc w:val="center"/>
         <w:rPr>
@@ -4041,39 +4045,16 @@
       </w:pPr>
       <w:r>
         <w:rPr>
-          <w:rFonts w:cs="Times New Roman"/>
-          <w:i/>
-          <w:szCs w:val="28"/>
-          <w:lang w:val="ru-RU"/>
-        </w:rPr>
-        <w:t>Рисунок 1 - Результат выполнения 00_</w:t>
-      </w:r>
-      <w:r>
-        <w:rPr>
-          <w:rFonts w:cs="Times New Roman"/>
-          <w:i/>
-          <w:szCs w:val="28"/>
-        </w:rPr>
-        <w:t>distance</w:t>
-      </w:r>
-      <w:r>
-        <w:rPr>
-          <w:rFonts w:cs="Times New Roman"/>
-          <w:i/>
-          <w:szCs w:val="28"/>
-          <w:lang w:val="ru-RU"/>
-        </w:rPr>
-        <w:t>.</w:t>
+          <w:rFonts w:cs="Times New Roman" w:ascii="Times New Roman" w:hAnsi="Times New Roman" w:eastAsia="Times New Roman"/>
+          <w:b w:val="0"/>
+          <w:i w:val="1"/>
+          <w:sz w:val="24"/>
+          <w:szCs w:val="24"/>
+          <w:lang w:val="ru-RU"/>
+        </w:rPr>
+        <w:t>Рисунок 1 – Результат выполнения 00_distance.py</w:t>
       </w:r>
       <w:proofErr w:type="spellStart"/>
-      <w:r>
-        <w:rPr>
-          <w:rFonts w:cs="Times New Roman"/>
-          <w:i/>
-          <w:szCs w:val="28"/>
-        </w:rPr>
-        <w:t>py</w:t>
-      </w:r>
       <w:proofErr w:type="spellEnd"/>
     </w:p>
     <w:p>
@@ -4174,43 +4155,43 @@
       </w:pPr>
       <w:r>
         <w:rPr>
-          <w:rFonts w:ascii="Times New Roman" w:hAnsi="Times New Roman" w:cs="Times New Roman"/>
-          <w:sz w:val="28"/>
-          <w:szCs w:val="28"/>
+          <w:rFonts w:ascii="Courier New" w:hAnsi="Courier New" w:cs="Courier New" w:eastAsia="Courier New"/>
+          <w:sz w:val="24"/>
+          <w:szCs w:val="24"/>
         </w:rPr>
         <w:t>pi = 3.1415926</w:t>
       </w:r>
       <w:r>
         <w:rPr>
-          <w:rFonts w:ascii="Times New Roman" w:hAnsi="Times New Roman" w:cs="Times New Roman"/>
-          <w:sz w:val="28"/>
-          <w:szCs w:val="28"/>
+          <w:rFonts w:ascii="Courier New" w:hAnsi="Courier New" w:cs="Courier New" w:eastAsia="Courier New"/>
+          <w:sz w:val="24"/>
+          <w:szCs w:val="24"/>
         </w:rPr>
         <w:br/>
         <w:t>area = round(pi * radius ** 2, 4)</w:t>
       </w:r>
       <w:r>
         <w:rPr>
-          <w:rFonts w:ascii="Times New Roman" w:hAnsi="Times New Roman" w:cs="Times New Roman"/>
-          <w:sz w:val="28"/>
-          <w:szCs w:val="28"/>
+          <w:rFonts w:ascii="Courier New" w:hAnsi="Courier New" w:cs="Courier New" w:eastAsia="Courier New"/>
+          <w:sz w:val="24"/>
+          <w:szCs w:val="24"/>
         </w:rPr>
         <w:br/>
       </w:r>
       <w:r>
         <w:rPr>
-          <w:rFonts w:ascii="Times New Roman" w:hAnsi="Times New Roman" w:cs="Times New Roman"/>
-          <w:sz w:val="28"/>
-          <w:szCs w:val="28"/>
+          <w:rFonts w:ascii="Courier New" w:hAnsi="Courier New" w:cs="Courier New" w:eastAsia="Courier New"/>
+          <w:sz w:val="24"/>
+          <w:szCs w:val="24"/>
         </w:rPr>
         <w:br/>
         <w:t>x1, y1 = point_1</w:t>
       </w:r>
       <w:r>
         <w:rPr>
-          <w:rFonts w:ascii="Times New Roman" w:hAnsi="Times New Roman" w:cs="Times New Roman"/>
-          <w:sz w:val="28"/>
-          <w:szCs w:val="28"/>
+          <w:rFonts w:ascii="Courier New" w:hAnsi="Courier New" w:cs="Courier New" w:eastAsia="Courier New"/>
+          <w:sz w:val="24"/>
+          <w:szCs w:val="24"/>
         </w:rPr>
         <w:br/>
         <w:t>point_1_in = (x1 ** 2 + y1 ** 2) ** 0.5 &lt; radius</w:t>
@@ -4271,7 +4252,7 @@
     </w:p>
     <w:p>
       <w:pPr>
-        <w:spacing w:after="120"/>
+        <w:spacing w:after="160" w:before="80"/>
         <w:ind w:firstLine="0"/>
         <w:jc w:val="center"/>
         <w:rPr>
@@ -4282,39 +4263,16 @@
       </w:pPr>
       <w:r>
         <w:rPr>
-          <w:rFonts w:cs="Times New Roman"/>
-          <w:i/>
-          <w:szCs w:val="28"/>
-          <w:lang w:val="ru-RU"/>
-        </w:rPr>
-        <w:t>Рисунок 2 - Результат выполнения 01_</w:t>
-      </w:r>
-      <w:r>
-        <w:rPr>
-          <w:rFonts w:cs="Times New Roman"/>
-          <w:i/>
-          <w:szCs w:val="28"/>
-        </w:rPr>
-        <w:t>circle</w:t>
-      </w:r>
-      <w:r>
-        <w:rPr>
-          <w:rFonts w:cs="Times New Roman"/>
-          <w:i/>
-          <w:szCs w:val="28"/>
-          <w:lang w:val="ru-RU"/>
-        </w:rPr>
-        <w:t>.</w:t>
+          <w:rFonts w:cs="Times New Roman" w:ascii="Times New Roman" w:hAnsi="Times New Roman" w:eastAsia="Times New Roman"/>
+          <w:b w:val="0"/>
+          <w:i w:val="1"/>
+          <w:sz w:val="24"/>
+          <w:szCs w:val="24"/>
+          <w:lang w:val="ru-RU"/>
+        </w:rPr>
+        <w:t>Рисунок 2 – Результат выполнения 01_circle.py</w:t>
       </w:r>
       <w:proofErr w:type="spellStart"/>
-      <w:r>
-        <w:rPr>
-          <w:rFonts w:cs="Times New Roman"/>
-          <w:i/>
-          <w:szCs w:val="28"/>
-        </w:rPr>
-        <w:t>py</w:t>
-      </w:r>
       <w:proofErr w:type="spellEnd"/>
     </w:p>
     <w:p>
@@ -4399,9 +4357,9 @@
       </w:pPr>
       <w:r>
         <w:rPr>
-          <w:rFonts w:ascii="Times New Roman" w:hAnsi="Times New Roman" w:cs="Times New Roman"/>
-          <w:sz w:val="28"/>
-          <w:szCs w:val="28"/>
+          <w:rFonts w:ascii="Courier New" w:hAnsi="Courier New" w:cs="Courier New" w:eastAsia="Courier New"/>
+          <w:sz w:val="24"/>
+          <w:szCs w:val="24"/>
         </w:rPr>
         <w:t>result = 1 * 2 + 3 + 4 * 5</w:t>
       </w:r>
@@ -4461,7 +4419,7 @@
     </w:p>
     <w:p>
       <w:pPr>
-        <w:spacing w:after="120"/>
+        <w:spacing w:after="160" w:before="80"/>
         <w:ind w:firstLine="0"/>
         <w:jc w:val="center"/>
         <w:rPr>
@@ -4472,39 +4430,16 @@
       </w:pPr>
       <w:r>
         <w:rPr>
-          <w:rFonts w:cs="Times New Roman"/>
-          <w:i/>
-          <w:szCs w:val="28"/>
-          <w:lang w:val="ru-RU"/>
-        </w:rPr>
-        <w:t>Рисунок 3 - Результат выполнения 02_</w:t>
-      </w:r>
-      <w:r>
-        <w:rPr>
-          <w:rFonts w:cs="Times New Roman"/>
-          <w:i/>
-          <w:szCs w:val="28"/>
-        </w:rPr>
-        <w:t>operations</w:t>
-      </w:r>
-      <w:r>
-        <w:rPr>
-          <w:rFonts w:cs="Times New Roman"/>
-          <w:i/>
-          <w:szCs w:val="28"/>
-          <w:lang w:val="ru-RU"/>
-        </w:rPr>
-        <w:t>.</w:t>
+          <w:rFonts w:cs="Times New Roman" w:ascii="Times New Roman" w:hAnsi="Times New Roman" w:eastAsia="Times New Roman"/>
+          <w:b w:val="0"/>
+          <w:i w:val="1"/>
+          <w:sz w:val="24"/>
+          <w:szCs w:val="24"/>
+          <w:lang w:val="ru-RU"/>
+        </w:rPr>
+        <w:t>Рисунок 3 – Результат выполнения 02_operations.py</w:t>
       </w:r>
       <w:proofErr w:type="spellStart"/>
-      <w:r>
-        <w:rPr>
-          <w:rFonts w:cs="Times New Roman"/>
-          <w:i/>
-          <w:szCs w:val="28"/>
-        </w:rPr>
-        <w:t>py</w:t>
-      </w:r>
       <w:proofErr w:type="spellEnd"/>
     </w:p>
     <w:p>
@@ -4635,79 +4570,79 @@
       <w:proofErr w:type="spellStart"/>
       <w:r>
         <w:rPr>
-          <w:rFonts w:ascii="Times New Roman" w:hAnsi="Times New Roman" w:cs="Times New Roman"/>
-          <w:sz w:val="28"/>
-          <w:szCs w:val="28"/>
+          <w:rFonts w:ascii="Courier New" w:hAnsi="Courier New" w:cs="Courier New" w:eastAsia="Courier New"/>
+          <w:sz w:val="24"/>
+          <w:szCs w:val="24"/>
         </w:rPr>
         <w:t>first_movie</w:t>
       </w:r>
       <w:proofErr w:type="spellEnd"/>
       <w:r>
         <w:rPr>
-          <w:rFonts w:ascii="Times New Roman" w:hAnsi="Times New Roman" w:cs="Times New Roman"/>
-          <w:sz w:val="28"/>
-          <w:szCs w:val="28"/>
+          <w:rFonts w:ascii="Courier New" w:hAnsi="Courier New" w:cs="Courier New" w:eastAsia="Courier New"/>
+          <w:sz w:val="24"/>
+          <w:szCs w:val="24"/>
         </w:rPr>
         <w:t xml:space="preserve"> = </w:t>
       </w:r>
       <w:proofErr w:type="spellStart"/>
       <w:r>
         <w:rPr>
-          <w:rFonts w:ascii="Times New Roman" w:hAnsi="Times New Roman" w:cs="Times New Roman"/>
-          <w:sz w:val="28"/>
-          <w:szCs w:val="28"/>
+          <w:rFonts w:ascii="Courier New" w:hAnsi="Courier New" w:cs="Courier New" w:eastAsia="Courier New"/>
+          <w:sz w:val="24"/>
+          <w:szCs w:val="24"/>
         </w:rPr>
         <w:t>my_favorite_movies</w:t>
       </w:r>
       <w:proofErr w:type="spellEnd"/>
       <w:r>
         <w:rPr>
-          <w:rFonts w:ascii="Times New Roman" w:hAnsi="Times New Roman" w:cs="Times New Roman"/>
-          <w:sz w:val="28"/>
-          <w:szCs w:val="28"/>
+          <w:rFonts w:ascii="Courier New" w:hAnsi="Courier New" w:cs="Courier New" w:eastAsia="Courier New"/>
+          <w:sz w:val="24"/>
+          <w:szCs w:val="24"/>
         </w:rPr>
         <w:t>[0:10]</w:t>
       </w:r>
       <w:r>
         <w:rPr>
-          <w:rFonts w:ascii="Times New Roman" w:hAnsi="Times New Roman" w:cs="Times New Roman"/>
-          <w:sz w:val="28"/>
-          <w:szCs w:val="28"/>
+          <w:rFonts w:ascii="Courier New" w:hAnsi="Courier New" w:cs="Courier New" w:eastAsia="Courier New"/>
+          <w:sz w:val="24"/>
+          <w:szCs w:val="24"/>
         </w:rPr>
         <w:br/>
       </w:r>
       <w:proofErr w:type="spellStart"/>
       <w:r>
         <w:rPr>
-          <w:rFonts w:ascii="Times New Roman" w:hAnsi="Times New Roman" w:cs="Times New Roman"/>
-          <w:sz w:val="28"/>
-          <w:szCs w:val="28"/>
+          <w:rFonts w:ascii="Courier New" w:hAnsi="Courier New" w:cs="Courier New" w:eastAsia="Courier New"/>
+          <w:sz w:val="24"/>
+          <w:szCs w:val="24"/>
         </w:rPr>
         <w:t>last_movie</w:t>
       </w:r>
       <w:proofErr w:type="spellEnd"/>
       <w:r>
         <w:rPr>
-          <w:rFonts w:ascii="Times New Roman" w:hAnsi="Times New Roman" w:cs="Times New Roman"/>
-          <w:sz w:val="28"/>
-          <w:szCs w:val="28"/>
+          <w:rFonts w:ascii="Courier New" w:hAnsi="Courier New" w:cs="Courier New" w:eastAsia="Courier New"/>
+          <w:sz w:val="24"/>
+          <w:szCs w:val="24"/>
         </w:rPr>
         <w:t xml:space="preserve"> = my_favorite_movies[42:]</w:t>
       </w:r>
       <w:r>
         <w:rPr>
-          <w:rFonts w:ascii="Times New Roman" w:hAnsi="Times New Roman" w:cs="Times New Roman"/>
-          <w:sz w:val="28"/>
-          <w:szCs w:val="28"/>
+          <w:rFonts w:ascii="Courier New" w:hAnsi="Courier New" w:cs="Courier New" w:eastAsia="Courier New"/>
+          <w:sz w:val="24"/>
+          <w:szCs w:val="24"/>
         </w:rPr>
         <w:br/>
         <w:t>second_movie = my_favorite_movies[12:25]</w:t>
       </w:r>
       <w:r>
         <w:rPr>
-          <w:rFonts w:ascii="Times New Roman" w:hAnsi="Times New Roman" w:cs="Times New Roman"/>
-          <w:sz w:val="28"/>
-          <w:szCs w:val="28"/>
+          <w:rFonts w:ascii="Courier New" w:hAnsi="Courier New" w:cs="Courier New" w:eastAsia="Courier New"/>
+          <w:sz w:val="24"/>
+          <w:szCs w:val="24"/>
         </w:rPr>
         <w:br/>
         <w:t>second_from_end = my_favorite_movies[35:40]</w:t>
@@ -4769,7 +4704,7 @@
     </w:p>
     <w:p>
       <w:pPr>
-        <w:spacing w:after="120"/>
+        <w:spacing w:after="160" w:before="80"/>
         <w:ind w:firstLine="0"/>
         <w:jc w:val="center"/>
         <w:rPr>
@@ -4780,56 +4715,16 @@
       </w:pPr>
       <w:r>
         <w:rPr>
-          <w:rFonts w:cs="Times New Roman"/>
-          <w:i/>
-          <w:szCs w:val="28"/>
-          <w:lang w:val="ru-RU"/>
-        </w:rPr>
-        <w:t>Рисунок 4 - Результат выполнения 03_</w:t>
-      </w:r>
-      <w:r>
-        <w:rPr>
-          <w:rFonts w:cs="Times New Roman"/>
-          <w:i/>
-          <w:szCs w:val="28"/>
-        </w:rPr>
-        <w:t>favorite</w:t>
-      </w:r>
-      <w:r>
-        <w:rPr>
-          <w:rFonts w:cs="Times New Roman"/>
-          <w:i/>
-          <w:szCs w:val="28"/>
-          <w:lang w:val="ru-RU"/>
-        </w:rPr>
-        <w:t>_</w:t>
-      </w:r>
-      <w:r>
-        <w:rPr>
-          <w:rFonts w:cs="Times New Roman"/>
-          <w:i/>
-          <w:szCs w:val="28"/>
-        </w:rPr>
-        <w:t>movies</w:t>
-      </w:r>
-      <w:r>
-        <w:rPr>
-          <w:rFonts w:cs="Times New Roman"/>
-          <w:i/>
-          <w:szCs w:val="28"/>
-          <w:lang w:val="ru-RU"/>
-        </w:rPr>
-        <w:t>.</w:t>
+          <w:rFonts w:cs="Times New Roman" w:ascii="Times New Roman" w:hAnsi="Times New Roman" w:eastAsia="Times New Roman"/>
+          <w:b w:val="0"/>
+          <w:i w:val="1"/>
+          <w:sz w:val="24"/>
+          <w:szCs w:val="24"/>
+          <w:lang w:val="ru-RU"/>
+        </w:rPr>
+        <w:t>Рисунок 4 – Результат выполнения 03_favorite_movies.py</w:t>
       </w:r>
       <w:proofErr w:type="spellStart"/>
-      <w:r>
-        <w:rPr>
-          <w:rFonts w:cs="Times New Roman"/>
-          <w:i/>
-          <w:szCs w:val="28"/>
-        </w:rPr>
-        <w:t>py</w:t>
-      </w:r>
       <w:proofErr w:type="spellEnd"/>
     </w:p>
     <w:p>
@@ -4930,26 +4825,26 @@
       <w:proofErr w:type="spellStart"/>
       <w:r>
         <w:rPr>
-          <w:rFonts w:ascii="Times New Roman" w:hAnsi="Times New Roman" w:cs="Times New Roman"/>
-          <w:sz w:val="28"/>
-          <w:szCs w:val="28"/>
+          <w:rFonts w:ascii="Courier New" w:hAnsi="Courier New" w:cs="Courier New" w:eastAsia="Courier New"/>
+          <w:sz w:val="24"/>
+          <w:szCs w:val="24"/>
         </w:rPr>
         <w:t>my_family_height</w:t>
       </w:r>
       <w:proofErr w:type="spellEnd"/>
       <w:r>
         <w:rPr>
-          <w:rFonts w:ascii="Times New Roman" w:hAnsi="Times New Roman" w:cs="Times New Roman"/>
-          <w:sz w:val="28"/>
-          <w:szCs w:val="28"/>
+          <w:rFonts w:ascii="Courier New" w:hAnsi="Courier New" w:cs="Courier New" w:eastAsia="Courier New"/>
+          <w:sz w:val="24"/>
+          <w:szCs w:val="24"/>
         </w:rPr>
         <w:t xml:space="preserve"> = [</w:t>
       </w:r>
       <w:r>
         <w:rPr>
-          <w:rFonts w:ascii="Times New Roman" w:hAnsi="Times New Roman" w:cs="Times New Roman"/>
-          <w:sz w:val="28"/>
-          <w:szCs w:val="28"/>
+          <w:rFonts w:ascii="Courier New" w:hAnsi="Courier New" w:cs="Courier New" w:eastAsia="Courier New"/>
+          <w:sz w:val="24"/>
+          <w:szCs w:val="24"/>
         </w:rPr>
         <w:br/>
         <w:t xml:space="preserve">    ['</w:t>
@@ -4957,62 +4852,62 @@
       <w:proofErr w:type="spellStart"/>
       <w:r>
         <w:rPr>
-          <w:rFonts w:ascii="Times New Roman" w:hAnsi="Times New Roman" w:cs="Times New Roman"/>
-          <w:sz w:val="28"/>
-          <w:szCs w:val="28"/>
+          <w:rFonts w:ascii="Courier New" w:hAnsi="Courier New" w:cs="Courier New" w:eastAsia="Courier New"/>
+          <w:sz w:val="24"/>
+          <w:szCs w:val="24"/>
         </w:rPr>
         <w:t>отец</w:t>
       </w:r>
       <w:proofErr w:type="spellEnd"/>
       <w:r>
         <w:rPr>
-          <w:rFonts w:ascii="Times New Roman" w:hAnsi="Times New Roman" w:cs="Times New Roman"/>
-          <w:sz w:val="28"/>
-          <w:szCs w:val="28"/>
+          <w:rFonts w:ascii="Courier New" w:hAnsi="Courier New" w:cs="Courier New" w:eastAsia="Courier New"/>
+          <w:sz w:val="24"/>
+          <w:szCs w:val="24"/>
         </w:rPr>
         <w:t>', 178],</w:t>
       </w:r>
       <w:r>
         <w:rPr>
-          <w:rFonts w:ascii="Times New Roman" w:hAnsi="Times New Roman" w:cs="Times New Roman"/>
-          <w:sz w:val="28"/>
-          <w:szCs w:val="28"/>
+          <w:rFonts w:ascii="Courier New" w:hAnsi="Courier New" w:cs="Courier New" w:eastAsia="Courier New"/>
+          <w:sz w:val="24"/>
+          <w:szCs w:val="24"/>
         </w:rPr>
         <w:br/>
         <w:t xml:space="preserve">    ['мать', 164],</w:t>
       </w:r>
       <w:r>
         <w:rPr>
-          <w:rFonts w:ascii="Times New Roman" w:hAnsi="Times New Roman" w:cs="Times New Roman"/>
-          <w:sz w:val="28"/>
-          <w:szCs w:val="28"/>
+          <w:rFonts w:ascii="Courier New" w:hAnsi="Courier New" w:cs="Courier New" w:eastAsia="Courier New"/>
+          <w:sz w:val="24"/>
+          <w:szCs w:val="24"/>
         </w:rPr>
         <w:br/>
         <w:t xml:space="preserve">    ['я', 172],</w:t>
       </w:r>
       <w:r>
         <w:rPr>
-          <w:rFonts w:ascii="Times New Roman" w:hAnsi="Times New Roman" w:cs="Times New Roman"/>
-          <w:sz w:val="28"/>
-          <w:szCs w:val="28"/>
+          <w:rFonts w:ascii="Courier New" w:hAnsi="Courier New" w:cs="Courier New" w:eastAsia="Courier New"/>
+          <w:sz w:val="24"/>
+          <w:szCs w:val="24"/>
         </w:rPr>
         <w:br/>
         <w:t>]</w:t>
       </w:r>
       <w:r>
         <w:rPr>
-          <w:rFonts w:ascii="Times New Roman" w:hAnsi="Times New Roman" w:cs="Times New Roman"/>
-          <w:sz w:val="28"/>
-          <w:szCs w:val="28"/>
+          <w:rFonts w:ascii="Courier New" w:hAnsi="Courier New" w:cs="Courier New" w:eastAsia="Courier New"/>
+          <w:sz w:val="24"/>
+          <w:szCs w:val="24"/>
         </w:rPr>
         <w:br/>
         <w:t>father_height = my_family_height[0][1]</w:t>
       </w:r>
       <w:r>
         <w:rPr>
-          <w:rFonts w:ascii="Times New Roman" w:hAnsi="Times New Roman" w:cs="Times New Roman"/>
-          <w:sz w:val="28"/>
-          <w:szCs w:val="28"/>
+          <w:rFonts w:ascii="Courier New" w:hAnsi="Courier New" w:cs="Courier New" w:eastAsia="Courier New"/>
+          <w:sz w:val="24"/>
+          <w:szCs w:val="24"/>
         </w:rPr>
         <w:br/>
         <w:t>total_height = 178 + 164 + 172</w:t>
@@ -5073,7 +4968,7 @@
     </w:p>
     <w:p>
       <w:pPr>
-        <w:spacing w:after="120"/>
+        <w:spacing w:after="160" w:before="80"/>
         <w:ind w:firstLine="0"/>
         <w:jc w:val="center"/>
         <w:rPr>
@@ -5084,56 +4979,16 @@
       </w:pPr>
       <w:r>
         <w:rPr>
-          <w:rFonts w:cs="Times New Roman"/>
-          <w:i/>
-          <w:szCs w:val="28"/>
-          <w:lang w:val="ru-RU"/>
-        </w:rPr>
-        <w:t>Рисунок 5 - Результат выполнения 04_</w:t>
-      </w:r>
-      <w:r>
-        <w:rPr>
-          <w:rFonts w:cs="Times New Roman"/>
-          <w:i/>
-          <w:szCs w:val="28"/>
-        </w:rPr>
-        <w:t>my</w:t>
-      </w:r>
-      <w:r>
-        <w:rPr>
-          <w:rFonts w:cs="Times New Roman"/>
-          <w:i/>
-          <w:szCs w:val="28"/>
-          <w:lang w:val="ru-RU"/>
-        </w:rPr>
-        <w:t>_</w:t>
-      </w:r>
-      <w:r>
-        <w:rPr>
-          <w:rFonts w:cs="Times New Roman"/>
-          <w:i/>
-          <w:szCs w:val="28"/>
-        </w:rPr>
-        <w:t>family</w:t>
-      </w:r>
-      <w:r>
-        <w:rPr>
-          <w:rFonts w:cs="Times New Roman"/>
-          <w:i/>
-          <w:szCs w:val="28"/>
-          <w:lang w:val="ru-RU"/>
-        </w:rPr>
-        <w:t>.</w:t>
+          <w:rFonts w:cs="Times New Roman" w:ascii="Times New Roman" w:hAnsi="Times New Roman" w:eastAsia="Times New Roman"/>
+          <w:b w:val="0"/>
+          <w:i w:val="1"/>
+          <w:sz w:val="24"/>
+          <w:szCs w:val="24"/>
+          <w:lang w:val="ru-RU"/>
+        </w:rPr>
+        <w:t>Рисунок 5 – Результат выполнения 04_my_family.py</w:t>
       </w:r>
       <w:proofErr w:type="spellStart"/>
-      <w:r>
-        <w:rPr>
-          <w:rFonts w:cs="Times New Roman"/>
-          <w:i/>
-          <w:szCs w:val="28"/>
-        </w:rPr>
-        <w:t>py</w:t>
-      </w:r>
       <w:proofErr w:type="spellEnd"/>
     </w:p>
     <w:p>
@@ -5219,9 +5074,9 @@
       <w:proofErr w:type="spellStart"/>
       <w:r>
         <w:rPr>
-          <w:rFonts w:ascii="Times New Roman" w:hAnsi="Times New Roman" w:cs="Times New Roman"/>
-          <w:sz w:val="28"/>
-          <w:szCs w:val="28"/>
+          <w:rFonts w:ascii="Courier New" w:hAnsi="Courier New" w:cs="Courier New" w:eastAsia="Courier New"/>
+          <w:sz w:val="24"/>
+          <w:szCs w:val="24"/>
         </w:rPr>
         <w:lastRenderedPageBreak/>
         <w:t>zoo.insert</w:t>
@@ -5229,79 +5084,79 @@
       <w:proofErr w:type="spellEnd"/>
       <w:r>
         <w:rPr>
-          <w:rFonts w:ascii="Times New Roman" w:hAnsi="Times New Roman" w:cs="Times New Roman"/>
-          <w:sz w:val="28"/>
-          <w:szCs w:val="28"/>
+          <w:rFonts w:ascii="Courier New" w:hAnsi="Courier New" w:cs="Courier New" w:eastAsia="Courier New"/>
+          <w:sz w:val="24"/>
+          <w:szCs w:val="24"/>
         </w:rPr>
         <w:t>(1, 'bear')</w:t>
       </w:r>
       <w:r>
         <w:rPr>
-          <w:rFonts w:ascii="Times New Roman" w:hAnsi="Times New Roman" w:cs="Times New Roman"/>
-          <w:sz w:val="28"/>
-          <w:szCs w:val="28"/>
+          <w:rFonts w:ascii="Courier New" w:hAnsi="Courier New" w:cs="Courier New" w:eastAsia="Courier New"/>
+          <w:sz w:val="24"/>
+          <w:szCs w:val="24"/>
         </w:rPr>
         <w:br/>
       </w:r>
       <w:proofErr w:type="spellStart"/>
       <w:r>
         <w:rPr>
-          <w:rFonts w:ascii="Times New Roman" w:hAnsi="Times New Roman" w:cs="Times New Roman"/>
-          <w:sz w:val="28"/>
-          <w:szCs w:val="28"/>
+          <w:rFonts w:ascii="Courier New" w:hAnsi="Courier New" w:cs="Courier New" w:eastAsia="Courier New"/>
+          <w:sz w:val="24"/>
+          <w:szCs w:val="24"/>
         </w:rPr>
         <w:t>zoo_after_bear</w:t>
       </w:r>
       <w:proofErr w:type="spellEnd"/>
       <w:r>
         <w:rPr>
-          <w:rFonts w:ascii="Times New Roman" w:hAnsi="Times New Roman" w:cs="Times New Roman"/>
-          <w:sz w:val="28"/>
-          <w:szCs w:val="28"/>
+          <w:rFonts w:ascii="Courier New" w:hAnsi="Courier New" w:cs="Courier New" w:eastAsia="Courier New"/>
+          <w:sz w:val="24"/>
+          <w:szCs w:val="24"/>
         </w:rPr>
         <w:t xml:space="preserve"> = zoo[:]</w:t>
       </w:r>
       <w:r>
         <w:rPr>
-          <w:rFonts w:ascii="Times New Roman" w:hAnsi="Times New Roman" w:cs="Times New Roman"/>
-          <w:sz w:val="28"/>
-          <w:szCs w:val="28"/>
+          <w:rFonts w:ascii="Courier New" w:hAnsi="Courier New" w:cs="Courier New" w:eastAsia="Courier New"/>
+          <w:sz w:val="24"/>
+          <w:szCs w:val="24"/>
         </w:rPr>
         <w:br/>
         <w:t>zoo.extend(birds)</w:t>
       </w:r>
       <w:r>
         <w:rPr>
-          <w:rFonts w:ascii="Times New Roman" w:hAnsi="Times New Roman" w:cs="Times New Roman"/>
-          <w:sz w:val="28"/>
-          <w:szCs w:val="28"/>
+          <w:rFonts w:ascii="Courier New" w:hAnsi="Courier New" w:cs="Courier New" w:eastAsia="Courier New"/>
+          <w:sz w:val="24"/>
+          <w:szCs w:val="24"/>
         </w:rPr>
         <w:br/>
         <w:t>zoo_after_birds = zoo[:]</w:t>
       </w:r>
       <w:r>
         <w:rPr>
-          <w:rFonts w:ascii="Times New Roman" w:hAnsi="Times New Roman" w:cs="Times New Roman"/>
-          <w:sz w:val="28"/>
-          <w:szCs w:val="28"/>
+          <w:rFonts w:ascii="Courier New" w:hAnsi="Courier New" w:cs="Courier New" w:eastAsia="Courier New"/>
+          <w:sz w:val="24"/>
+          <w:szCs w:val="24"/>
         </w:rPr>
         <w:br/>
         <w:t>zoo.remove('elephant')</w:t>
       </w:r>
       <w:r>
         <w:rPr>
-          <w:rFonts w:ascii="Times New Roman" w:hAnsi="Times New Roman" w:cs="Times New Roman"/>
-          <w:sz w:val="28"/>
-          <w:szCs w:val="28"/>
+          <w:rFonts w:ascii="Courier New" w:hAnsi="Courier New" w:cs="Courier New" w:eastAsia="Courier New"/>
+          <w:sz w:val="24"/>
+          <w:szCs w:val="24"/>
         </w:rPr>
         <w:br/>
         <w:t>lion_cage = zoo.index('lion') + 1</w:t>
       </w:r>
       <w:r>
         <w:rPr>
-          <w:rFonts w:ascii="Times New Roman" w:hAnsi="Times New Roman" w:cs="Times New Roman"/>
-          <w:sz w:val="28"/>
-          <w:szCs w:val="28"/>
+          <w:rFonts w:ascii="Courier New" w:hAnsi="Courier New" w:cs="Courier New" w:eastAsia="Courier New"/>
+          <w:sz w:val="24"/>
+          <w:szCs w:val="24"/>
         </w:rPr>
         <w:br/>
         <w:t>lark_cage = zoo.index('lark') + 1</w:t>
@@ -5362,7 +5217,7 @@
     </w:p>
     <w:p>
       <w:pPr>
-        <w:spacing w:after="120"/>
+        <w:spacing w:after="160" w:before="80"/>
         <w:ind w:firstLine="0"/>
         <w:jc w:val="center"/>
         <w:rPr>
@@ -5373,39 +5228,16 @@
       </w:pPr>
       <w:r>
         <w:rPr>
-          <w:rFonts w:cs="Times New Roman"/>
-          <w:i/>
-          <w:szCs w:val="28"/>
-          <w:lang w:val="ru-RU"/>
-        </w:rPr>
-        <w:t>Рисунок 6 - Результат выполнения 05_</w:t>
-      </w:r>
-      <w:r>
-        <w:rPr>
-          <w:rFonts w:cs="Times New Roman"/>
-          <w:i/>
-          <w:szCs w:val="28"/>
-        </w:rPr>
-        <w:t>zoo</w:t>
-      </w:r>
-      <w:r>
-        <w:rPr>
-          <w:rFonts w:cs="Times New Roman"/>
-          <w:i/>
-          <w:szCs w:val="28"/>
-          <w:lang w:val="ru-RU"/>
-        </w:rPr>
-        <w:t>.</w:t>
+          <w:rFonts w:cs="Times New Roman" w:ascii="Times New Roman" w:hAnsi="Times New Roman" w:eastAsia="Times New Roman"/>
+          <w:b w:val="0"/>
+          <w:i w:val="1"/>
+          <w:sz w:val="24"/>
+          <w:szCs w:val="24"/>
+          <w:lang w:val="ru-RU"/>
+        </w:rPr>
+        <w:t>Рисунок 6 – Результат выполнения 05_zoo.py</w:t>
       </w:r>
       <w:proofErr w:type="spellStart"/>
-      <w:r>
-        <w:rPr>
-          <w:rFonts w:cs="Times New Roman"/>
-          <w:i/>
-          <w:szCs w:val="28"/>
-        </w:rPr>
-        <w:t>py</w:t>
-      </w:r>
       <w:proofErr w:type="spellEnd"/>
     </w:p>
     <w:p>
@@ -5568,79 +5400,79 @@
       </w:pPr>
       <w:r>
         <w:rPr>
-          <w:rFonts w:ascii="Times New Roman" w:hAnsi="Times New Roman" w:cs="Times New Roman"/>
-          <w:sz w:val="28"/>
-          <w:szCs w:val="28"/>
+          <w:rFonts w:ascii="Courier New" w:hAnsi="Courier New" w:cs="Courier New" w:eastAsia="Courier New"/>
+          <w:sz w:val="24"/>
+          <w:szCs w:val="24"/>
         </w:rPr>
         <w:t>three_songs = round(</w:t>
       </w:r>
       <w:r>
         <w:rPr>
-          <w:rFonts w:ascii="Times New Roman" w:hAnsi="Times New Roman" w:cs="Times New Roman"/>
-          <w:sz w:val="28"/>
-          <w:szCs w:val="28"/>
+          <w:rFonts w:ascii="Courier New" w:hAnsi="Courier New" w:cs="Courier New" w:eastAsia="Courier New"/>
+          <w:sz w:val="24"/>
+          <w:szCs w:val="24"/>
         </w:rPr>
         <w:br/>
         <w:t xml:space="preserve">    violator_songs_list[3][1]</w:t>
       </w:r>
       <w:r>
         <w:rPr>
-          <w:rFonts w:ascii="Times New Roman" w:hAnsi="Times New Roman" w:cs="Times New Roman"/>
-          <w:sz w:val="28"/>
-          <w:szCs w:val="28"/>
+          <w:rFonts w:ascii="Courier New" w:hAnsi="Courier New" w:cs="Courier New" w:eastAsia="Courier New"/>
+          <w:sz w:val="24"/>
+          <w:szCs w:val="24"/>
         </w:rPr>
         <w:br/>
         <w:t xml:space="preserve">    + violator_songs_list[5][1]</w:t>
       </w:r>
       <w:r>
         <w:rPr>
-          <w:rFonts w:ascii="Times New Roman" w:hAnsi="Times New Roman" w:cs="Times New Roman"/>
-          <w:sz w:val="28"/>
-          <w:szCs w:val="28"/>
+          <w:rFonts w:ascii="Courier New" w:hAnsi="Courier New" w:cs="Courier New" w:eastAsia="Courier New"/>
+          <w:sz w:val="24"/>
+          <w:szCs w:val="24"/>
         </w:rPr>
         <w:br/>
         <w:t xml:space="preserve">    + violator_songs_list[8][1], 3)</w:t>
       </w:r>
       <w:r>
         <w:rPr>
-          <w:rFonts w:ascii="Times New Roman" w:hAnsi="Times New Roman" w:cs="Times New Roman"/>
-          <w:sz w:val="28"/>
-          <w:szCs w:val="28"/>
+          <w:rFonts w:ascii="Courier New" w:hAnsi="Courier New" w:cs="Courier New" w:eastAsia="Courier New"/>
+          <w:sz w:val="24"/>
+          <w:szCs w:val="24"/>
         </w:rPr>
         <w:br/>
       </w:r>
       <w:r>
         <w:rPr>
-          <w:rFonts w:ascii="Times New Roman" w:hAnsi="Times New Roman" w:cs="Times New Roman"/>
-          <w:sz w:val="28"/>
-          <w:szCs w:val="28"/>
+          <w:rFonts w:ascii="Courier New" w:hAnsi="Courier New" w:cs="Courier New" w:eastAsia="Courier New"/>
+          <w:sz w:val="24"/>
+          <w:szCs w:val="24"/>
         </w:rPr>
         <w:br/>
         <w:t>other_three = round(</w:t>
       </w:r>
       <w:r>
         <w:rPr>
-          <w:rFonts w:ascii="Times New Roman" w:hAnsi="Times New Roman" w:cs="Times New Roman"/>
-          <w:sz w:val="28"/>
-          <w:szCs w:val="28"/>
+          <w:rFonts w:ascii="Courier New" w:hAnsi="Courier New" w:cs="Courier New" w:eastAsia="Courier New"/>
+          <w:sz w:val="24"/>
+          <w:szCs w:val="24"/>
         </w:rPr>
         <w:br/>
         <w:t xml:space="preserve">    violator_songs_dict['Sweetest Perfection']</w:t>
       </w:r>
       <w:r>
         <w:rPr>
-          <w:rFonts w:ascii="Times New Roman" w:hAnsi="Times New Roman" w:cs="Times New Roman"/>
-          <w:sz w:val="28"/>
-          <w:szCs w:val="28"/>
+          <w:rFonts w:ascii="Courier New" w:hAnsi="Courier New" w:cs="Courier New" w:eastAsia="Courier New"/>
+          <w:sz w:val="24"/>
+          <w:szCs w:val="24"/>
         </w:rPr>
         <w:br/>
         <w:t xml:space="preserve">    + violator_songs_dict['Policy of Truth']</w:t>
       </w:r>
       <w:r>
         <w:rPr>
-          <w:rFonts w:ascii="Times New Roman" w:hAnsi="Times New Roman" w:cs="Times New Roman"/>
-          <w:sz w:val="28"/>
-          <w:szCs w:val="28"/>
+          <w:rFonts w:ascii="Courier New" w:hAnsi="Courier New" w:cs="Courier New" w:eastAsia="Courier New"/>
+          <w:sz w:val="24"/>
+          <w:szCs w:val="24"/>
         </w:rPr>
         <w:br/>
         <w:t xml:space="preserve">    + violator_songs_dict['Blue Dress'], 3)</w:t>
@@ -5701,7 +5533,7 @@
     </w:p>
     <w:p>
       <w:pPr>
-        <w:spacing w:after="120"/>
+        <w:spacing w:after="160" w:before="80"/>
         <w:ind w:firstLine="0"/>
         <w:jc w:val="center"/>
         <w:rPr>
@@ -5712,56 +5544,16 @@
       </w:pPr>
       <w:r>
         <w:rPr>
-          <w:rFonts w:cs="Times New Roman"/>
-          <w:i/>
-          <w:szCs w:val="28"/>
-          <w:lang w:val="ru-RU"/>
-        </w:rPr>
-        <w:t>Рисунок 7 - Результат выполнения 06_</w:t>
-      </w:r>
-      <w:r>
-        <w:rPr>
-          <w:rFonts w:cs="Times New Roman"/>
-          <w:i/>
-          <w:szCs w:val="28"/>
-        </w:rPr>
-        <w:t>songs</w:t>
-      </w:r>
-      <w:r>
-        <w:rPr>
-          <w:rFonts w:cs="Times New Roman"/>
-          <w:i/>
-          <w:szCs w:val="28"/>
-          <w:lang w:val="ru-RU"/>
-        </w:rPr>
-        <w:t>_</w:t>
-      </w:r>
-      <w:r>
-        <w:rPr>
-          <w:rFonts w:cs="Times New Roman"/>
-          <w:i/>
-          <w:szCs w:val="28"/>
-        </w:rPr>
-        <w:t>list</w:t>
-      </w:r>
-      <w:r>
-        <w:rPr>
-          <w:rFonts w:cs="Times New Roman"/>
-          <w:i/>
-          <w:szCs w:val="28"/>
-          <w:lang w:val="ru-RU"/>
-        </w:rPr>
-        <w:t>.</w:t>
+          <w:rFonts w:cs="Times New Roman" w:ascii="Times New Roman" w:hAnsi="Times New Roman" w:eastAsia="Times New Roman"/>
+          <w:b w:val="0"/>
+          <w:i w:val="1"/>
+          <w:sz w:val="24"/>
+          <w:szCs w:val="24"/>
+          <w:lang w:val="ru-RU"/>
+        </w:rPr>
+        <w:t>Рисунок 7 – Результат выполнения 06_songs_list.py</w:t>
       </w:r>
       <w:proofErr w:type="spellStart"/>
-      <w:r>
-        <w:rPr>
-          <w:rFonts w:cs="Times New Roman"/>
-          <w:i/>
-          <w:szCs w:val="28"/>
-        </w:rPr>
-        <w:t>py</w:t>
-      </w:r>
       <w:proofErr w:type="spellEnd"/>
     </w:p>
     <w:p>
@@ -5894,44 +5686,44 @@
       </w:pPr>
       <w:r>
         <w:rPr>
-          <w:rFonts w:ascii="Times New Roman" w:hAnsi="Times New Roman" w:cs="Times New Roman"/>
-          <w:sz w:val="28"/>
-          <w:szCs w:val="28"/>
+          <w:rFonts w:ascii="Courier New" w:hAnsi="Courier New" w:cs="Courier New" w:eastAsia="Courier New"/>
+          <w:sz w:val="24"/>
+          <w:szCs w:val="24"/>
         </w:rPr>
         <w:t>word1 = secret_message[0][3]</w:t>
       </w:r>
       <w:r>
         <w:rPr>
-          <w:rFonts w:ascii="Times New Roman" w:hAnsi="Times New Roman" w:cs="Times New Roman"/>
-          <w:sz w:val="28"/>
-          <w:szCs w:val="28"/>
+          <w:rFonts w:ascii="Courier New" w:hAnsi="Courier New" w:cs="Courier New" w:eastAsia="Courier New"/>
+          <w:sz w:val="24"/>
+          <w:szCs w:val="24"/>
         </w:rPr>
         <w:br/>
         <w:t>word2 = secret_message[1][9:13]</w:t>
       </w:r>
       <w:r>
         <w:rPr>
-          <w:rFonts w:ascii="Times New Roman" w:hAnsi="Times New Roman" w:cs="Times New Roman"/>
-          <w:sz w:val="28"/>
-          <w:szCs w:val="28"/>
+          <w:rFonts w:ascii="Courier New" w:hAnsi="Courier New" w:cs="Courier New" w:eastAsia="Courier New"/>
+          <w:sz w:val="24"/>
+          <w:szCs w:val="24"/>
         </w:rPr>
         <w:br/>
         <w:t>word3 = secret_message[2][5:15:2]</w:t>
       </w:r>
       <w:r>
         <w:rPr>
-          <w:rFonts w:ascii="Times New Roman" w:hAnsi="Times New Roman" w:cs="Times New Roman"/>
-          <w:sz w:val="28"/>
-          <w:szCs w:val="28"/>
+          <w:rFonts w:ascii="Courier New" w:hAnsi="Courier New" w:cs="Courier New" w:eastAsia="Courier New"/>
+          <w:sz w:val="24"/>
+          <w:szCs w:val="24"/>
         </w:rPr>
         <w:br/>
         <w:t>word4 = secret_message[3][12:6:-1]</w:t>
       </w:r>
       <w:r>
         <w:rPr>
-          <w:rFonts w:ascii="Times New Roman" w:hAnsi="Times New Roman" w:cs="Times New Roman"/>
-          <w:sz w:val="28"/>
-          <w:szCs w:val="28"/>
+          <w:rFonts w:ascii="Courier New" w:hAnsi="Courier New" w:cs="Courier New" w:eastAsia="Courier New"/>
+          <w:sz w:val="24"/>
+          <w:szCs w:val="24"/>
         </w:rPr>
         <w:br/>
         <w:t>word5 = secret_message[4][20:15:-1]</w:t>
@@ -5992,7 +5784,7 @@
     </w:p>
     <w:p>
       <w:pPr>
-        <w:spacing w:after="120"/>
+        <w:spacing w:after="160" w:before="80"/>
         <w:ind w:firstLine="0"/>
         <w:jc w:val="center"/>
         <w:rPr>
@@ -6003,39 +5795,16 @@
       </w:pPr>
       <w:r>
         <w:rPr>
-          <w:rFonts w:cs="Times New Roman"/>
-          <w:i/>
-          <w:szCs w:val="28"/>
-          <w:lang w:val="ru-RU"/>
-        </w:rPr>
-        <w:t>Рисунок 8 - Результат выполнения 07_</w:t>
-      </w:r>
-      <w:r>
-        <w:rPr>
-          <w:rFonts w:cs="Times New Roman"/>
-          <w:i/>
-          <w:szCs w:val="28"/>
-        </w:rPr>
-        <w:t>secret</w:t>
-      </w:r>
-      <w:r>
-        <w:rPr>
-          <w:rFonts w:cs="Times New Roman"/>
-          <w:i/>
-          <w:szCs w:val="28"/>
-          <w:lang w:val="ru-RU"/>
-        </w:rPr>
-        <w:t>.</w:t>
+          <w:rFonts w:cs="Times New Roman" w:ascii="Times New Roman" w:hAnsi="Times New Roman" w:eastAsia="Times New Roman"/>
+          <w:b w:val="0"/>
+          <w:i w:val="1"/>
+          <w:sz w:val="24"/>
+          <w:szCs w:val="24"/>
+          <w:lang w:val="ru-RU"/>
+        </w:rPr>
+        <w:t>Рисунок 8 – Результат выполнения 07_secret.py</w:t>
       </w:r>
       <w:proofErr w:type="spellStart"/>
-      <w:r>
-        <w:rPr>
-          <w:rFonts w:cs="Times New Roman"/>
-          <w:i/>
-          <w:szCs w:val="28"/>
-        </w:rPr>
-        <w:t>py</w:t>
-      </w:r>
       <w:proofErr w:type="spellEnd"/>
     </w:p>
     <w:p>
@@ -6166,79 +5935,79 @@
       <w:proofErr w:type="spellStart"/>
       <w:r>
         <w:rPr>
-          <w:rFonts w:ascii="Times New Roman" w:hAnsi="Times New Roman" w:cs="Times New Roman"/>
-          <w:sz w:val="28"/>
-          <w:szCs w:val="28"/>
+          <w:rFonts w:ascii="Courier New" w:hAnsi="Courier New" w:cs="Courier New" w:eastAsia="Courier New"/>
+          <w:sz w:val="24"/>
+          <w:szCs w:val="24"/>
         </w:rPr>
         <w:t>garden_set</w:t>
       </w:r>
       <w:proofErr w:type="spellEnd"/>
       <w:r>
         <w:rPr>
-          <w:rFonts w:ascii="Times New Roman" w:hAnsi="Times New Roman" w:cs="Times New Roman"/>
-          <w:sz w:val="28"/>
-          <w:szCs w:val="28"/>
+          <w:rFonts w:ascii="Courier New" w:hAnsi="Courier New" w:cs="Courier New" w:eastAsia="Courier New"/>
+          <w:sz w:val="24"/>
+          <w:szCs w:val="24"/>
         </w:rPr>
         <w:t xml:space="preserve"> = set(garden)</w:t>
       </w:r>
       <w:r>
         <w:rPr>
-          <w:rFonts w:ascii="Times New Roman" w:hAnsi="Times New Roman" w:cs="Times New Roman"/>
-          <w:sz w:val="28"/>
-          <w:szCs w:val="28"/>
+          <w:rFonts w:ascii="Courier New" w:hAnsi="Courier New" w:cs="Courier New" w:eastAsia="Courier New"/>
+          <w:sz w:val="24"/>
+          <w:szCs w:val="24"/>
         </w:rPr>
         <w:br/>
       </w:r>
       <w:proofErr w:type="spellStart"/>
       <w:r>
         <w:rPr>
-          <w:rFonts w:ascii="Times New Roman" w:hAnsi="Times New Roman" w:cs="Times New Roman"/>
-          <w:sz w:val="28"/>
-          <w:szCs w:val="28"/>
+          <w:rFonts w:ascii="Courier New" w:hAnsi="Courier New" w:cs="Courier New" w:eastAsia="Courier New"/>
+          <w:sz w:val="24"/>
+          <w:szCs w:val="24"/>
         </w:rPr>
         <w:t>meadow_set</w:t>
       </w:r>
       <w:proofErr w:type="spellEnd"/>
       <w:r>
         <w:rPr>
-          <w:rFonts w:ascii="Times New Roman" w:hAnsi="Times New Roman" w:cs="Times New Roman"/>
-          <w:sz w:val="28"/>
-          <w:szCs w:val="28"/>
+          <w:rFonts w:ascii="Courier New" w:hAnsi="Courier New" w:cs="Courier New" w:eastAsia="Courier New"/>
+          <w:sz w:val="24"/>
+          <w:szCs w:val="24"/>
         </w:rPr>
         <w:t xml:space="preserve"> = set(meadow)</w:t>
       </w:r>
       <w:r>
         <w:rPr>
-          <w:rFonts w:ascii="Times New Roman" w:hAnsi="Times New Roman" w:cs="Times New Roman"/>
-          <w:sz w:val="28"/>
-          <w:szCs w:val="28"/>
+          <w:rFonts w:ascii="Courier New" w:hAnsi="Courier New" w:cs="Courier New" w:eastAsia="Courier New"/>
+          <w:sz w:val="24"/>
+          <w:szCs w:val="24"/>
         </w:rPr>
         <w:br/>
         <w:t>all_flowers = garden_set | meadow_set</w:t>
       </w:r>
       <w:r>
         <w:rPr>
-          <w:rFonts w:ascii="Times New Roman" w:hAnsi="Times New Roman" w:cs="Times New Roman"/>
-          <w:sz w:val="28"/>
-          <w:szCs w:val="28"/>
+          <w:rFonts w:ascii="Courier New" w:hAnsi="Courier New" w:cs="Courier New" w:eastAsia="Courier New"/>
+          <w:sz w:val="24"/>
+          <w:szCs w:val="24"/>
         </w:rPr>
         <w:br/>
         <w:t>both = garden_set &amp; meadow_set</w:t>
       </w:r>
       <w:r>
         <w:rPr>
-          <w:rFonts w:ascii="Times New Roman" w:hAnsi="Times New Roman" w:cs="Times New Roman"/>
-          <w:sz w:val="28"/>
-          <w:szCs w:val="28"/>
+          <w:rFonts w:ascii="Courier New" w:hAnsi="Courier New" w:cs="Courier New" w:eastAsia="Courier New"/>
+          <w:sz w:val="24"/>
+          <w:szCs w:val="24"/>
         </w:rPr>
         <w:br/>
         <w:t>only_garden = garden_set - meadow_set</w:t>
       </w:r>
       <w:r>
         <w:rPr>
-          <w:rFonts w:ascii="Times New Roman" w:hAnsi="Times New Roman" w:cs="Times New Roman"/>
-          <w:sz w:val="28"/>
-          <w:szCs w:val="28"/>
+          <w:rFonts w:ascii="Courier New" w:hAnsi="Courier New" w:cs="Courier New" w:eastAsia="Courier New"/>
+          <w:sz w:val="24"/>
+          <w:szCs w:val="24"/>
         </w:rPr>
         <w:br/>
         <w:t>only_meadow = meadow_set - garden_set</w:t>
@@ -6299,7 +6068,7 @@
     </w:p>
     <w:p>
       <w:pPr>
-        <w:spacing w:after="120"/>
+        <w:spacing w:after="160" w:before="80"/>
         <w:ind w:firstLine="0"/>
         <w:jc w:val="center"/>
         <w:rPr>
@@ -6310,39 +6079,16 @@
       </w:pPr>
       <w:r>
         <w:rPr>
-          <w:rFonts w:cs="Times New Roman"/>
-          <w:i/>
-          <w:szCs w:val="28"/>
-          <w:lang w:val="ru-RU"/>
-        </w:rPr>
-        <w:t>Рисунок 9 - Результат выполнения 08_</w:t>
-      </w:r>
-      <w:r>
-        <w:rPr>
-          <w:rFonts w:cs="Times New Roman"/>
-          <w:i/>
-          <w:szCs w:val="28"/>
-        </w:rPr>
-        <w:t>garden</w:t>
-      </w:r>
-      <w:r>
-        <w:rPr>
-          <w:rFonts w:cs="Times New Roman"/>
-          <w:i/>
-          <w:szCs w:val="28"/>
-          <w:lang w:val="ru-RU"/>
-        </w:rPr>
-        <w:t>.</w:t>
+          <w:rFonts w:cs="Times New Roman" w:ascii="Times New Roman" w:hAnsi="Times New Roman" w:eastAsia="Times New Roman"/>
+          <w:b w:val="0"/>
+          <w:i w:val="1"/>
+          <w:sz w:val="24"/>
+          <w:szCs w:val="24"/>
+          <w:lang w:val="ru-RU"/>
+        </w:rPr>
+        <w:t>Рисунок 9 – Результат выполнения 08_garden.py</w:t>
       </w:r>
       <w:proofErr w:type="spellStart"/>
-      <w:r>
-        <w:rPr>
-          <w:rFonts w:cs="Times New Roman"/>
-          <w:i/>
-          <w:szCs w:val="28"/>
-        </w:rPr>
-        <w:t>py</w:t>
-      </w:r>
       <w:proofErr w:type="spellEnd"/>
     </w:p>
     <w:p>
@@ -6444,26 +6190,26 @@
       </w:pPr>
       <w:r>
         <w:rPr>
-          <w:rFonts w:ascii="Times New Roman" w:hAnsi="Times New Roman" w:cs="Times New Roman"/>
-          <w:sz w:val="28"/>
-          <w:szCs w:val="28"/>
+          <w:rFonts w:ascii="Courier New" w:hAnsi="Courier New" w:cs="Courier New" w:eastAsia="Courier New"/>
+          <w:sz w:val="24"/>
+          <w:szCs w:val="24"/>
         </w:rPr>
         <w:t>sweets</w:t>
       </w:r>
       <w:r>
         <w:rPr>
-          <w:rFonts w:ascii="Times New Roman" w:hAnsi="Times New Roman" w:cs="Times New Roman"/>
-          <w:sz w:val="28"/>
-          <w:szCs w:val="28"/>
+          <w:rFonts w:ascii="Courier New" w:hAnsi="Courier New" w:cs="Courier New" w:eastAsia="Courier New"/>
+          <w:sz w:val="24"/>
+          <w:szCs w:val="24"/>
           <w:lang w:val="ru-RU"/>
         </w:rPr>
         <w:t xml:space="preserve"> = {</w:t>
       </w:r>
       <w:r>
         <w:rPr>
-          <w:rFonts w:ascii="Times New Roman" w:hAnsi="Times New Roman" w:cs="Times New Roman"/>
-          <w:sz w:val="28"/>
-          <w:szCs w:val="28"/>
+          <w:rFonts w:ascii="Courier New" w:hAnsi="Courier New" w:cs="Courier New" w:eastAsia="Courier New"/>
+          <w:sz w:val="24"/>
+          <w:szCs w:val="24"/>
           <w:lang w:val="ru-RU"/>
         </w:rPr>
         <w:br/>
@@ -6471,9 +6217,9 @@
       </w:r>
       <w:r>
         <w:rPr>
-          <w:rFonts w:ascii="Times New Roman" w:hAnsi="Times New Roman" w:cs="Times New Roman"/>
-          <w:sz w:val="28"/>
-          <w:szCs w:val="28"/>
+          <w:rFonts w:ascii="Courier New" w:hAnsi="Courier New" w:cs="Courier New" w:eastAsia="Courier New"/>
+          <w:sz w:val="24"/>
+          <w:szCs w:val="24"/>
           <w:lang w:val="ru-RU"/>
         </w:rPr>
         <w:br/>
@@ -6481,43 +6227,43 @@
       </w:r>
       <w:r>
         <w:rPr>
-          <w:rFonts w:ascii="Times New Roman" w:hAnsi="Times New Roman" w:cs="Times New Roman"/>
-          <w:sz w:val="28"/>
-          <w:szCs w:val="28"/>
+          <w:rFonts w:ascii="Courier New" w:hAnsi="Courier New" w:cs="Courier New" w:eastAsia="Courier New"/>
+          <w:sz w:val="24"/>
+          <w:szCs w:val="24"/>
         </w:rPr>
         <w:t>shop</w:t>
       </w:r>
       <w:r>
         <w:rPr>
-          <w:rFonts w:ascii="Times New Roman" w:hAnsi="Times New Roman" w:cs="Times New Roman"/>
-          <w:sz w:val="28"/>
-          <w:szCs w:val="28"/>
+          <w:rFonts w:ascii="Courier New" w:hAnsi="Courier New" w:cs="Courier New" w:eastAsia="Courier New"/>
+          <w:sz w:val="24"/>
+          <w:szCs w:val="24"/>
           <w:lang w:val="ru-RU"/>
         </w:rPr>
         <w:t>': 'пятерочка', '</w:t>
       </w:r>
       <w:r>
         <w:rPr>
-          <w:rFonts w:ascii="Times New Roman" w:hAnsi="Times New Roman" w:cs="Times New Roman"/>
-          <w:sz w:val="28"/>
-          <w:szCs w:val="28"/>
+          <w:rFonts w:ascii="Courier New" w:hAnsi="Courier New" w:cs="Courier New" w:eastAsia="Courier New"/>
+          <w:sz w:val="24"/>
+          <w:szCs w:val="24"/>
         </w:rPr>
         <w:t>price</w:t>
       </w:r>
       <w:r>
         <w:rPr>
-          <w:rFonts w:ascii="Times New Roman" w:hAnsi="Times New Roman" w:cs="Times New Roman"/>
-          <w:sz w:val="28"/>
-          <w:szCs w:val="28"/>
+          <w:rFonts w:ascii="Courier New" w:hAnsi="Courier New" w:cs="Courier New" w:eastAsia="Courier New"/>
+          <w:sz w:val="24"/>
+          <w:szCs w:val="24"/>
           <w:lang w:val="ru-RU"/>
         </w:rPr>
         <w:t>': 9.99},</w:t>
       </w:r>
       <w:r>
         <w:rPr>
-          <w:rFonts w:ascii="Times New Roman" w:hAnsi="Times New Roman" w:cs="Times New Roman"/>
-          <w:sz w:val="28"/>
-          <w:szCs w:val="28"/>
+          <w:rFonts w:ascii="Courier New" w:hAnsi="Courier New" w:cs="Courier New" w:eastAsia="Courier New"/>
+          <w:sz w:val="24"/>
+          <w:szCs w:val="24"/>
           <w:lang w:val="ru-RU"/>
         </w:rPr>
         <w:br/>
@@ -6525,17 +6271,17 @@
       </w:r>
       <w:r>
         <w:rPr>
-          <w:rFonts w:ascii="Times New Roman" w:hAnsi="Times New Roman" w:cs="Times New Roman"/>
-          <w:sz w:val="28"/>
-          <w:szCs w:val="28"/>
+          <w:rFonts w:ascii="Courier New" w:hAnsi="Courier New" w:cs="Courier New" w:eastAsia="Courier New"/>
+          <w:sz w:val="24"/>
+          <w:szCs w:val="24"/>
         </w:rPr>
         <w:t>shop</w:t>
       </w:r>
       <w:r>
         <w:rPr>
-          <w:rFonts w:ascii="Times New Roman" w:hAnsi="Times New Roman" w:cs="Times New Roman"/>
-          <w:sz w:val="28"/>
-          <w:szCs w:val="28"/>
+          <w:rFonts w:ascii="Courier New" w:hAnsi="Courier New" w:cs="Courier New" w:eastAsia="Courier New"/>
+          <w:sz w:val="24"/>
+          <w:szCs w:val="24"/>
           <w:lang w:val="ru-RU"/>
         </w:rPr>
         <w:t>': '</w:t>
@@ -6543,9 +6289,9 @@
       <w:proofErr w:type="spellStart"/>
       <w:r>
         <w:rPr>
-          <w:rFonts w:ascii="Times New Roman" w:hAnsi="Times New Roman" w:cs="Times New Roman"/>
-          <w:sz w:val="28"/>
-          <w:szCs w:val="28"/>
+          <w:rFonts w:ascii="Courier New" w:hAnsi="Courier New" w:cs="Courier New" w:eastAsia="Courier New"/>
+          <w:sz w:val="24"/>
+          <w:szCs w:val="24"/>
           <w:lang w:val="ru-RU"/>
         </w:rPr>
         <w:t>ашан</w:t>
@@ -6553,35 +6299,35 @@
       <w:proofErr w:type="spellEnd"/>
       <w:r>
         <w:rPr>
-          <w:rFonts w:ascii="Times New Roman" w:hAnsi="Times New Roman" w:cs="Times New Roman"/>
-          <w:sz w:val="28"/>
-          <w:szCs w:val="28"/>
+          <w:rFonts w:ascii="Courier New" w:hAnsi="Courier New" w:cs="Courier New" w:eastAsia="Courier New"/>
+          <w:sz w:val="24"/>
+          <w:szCs w:val="24"/>
           <w:lang w:val="ru-RU"/>
         </w:rPr>
         <w:t>', '</w:t>
       </w:r>
       <w:r>
         <w:rPr>
-          <w:rFonts w:ascii="Times New Roman" w:hAnsi="Times New Roman" w:cs="Times New Roman"/>
-          <w:sz w:val="28"/>
-          <w:szCs w:val="28"/>
+          <w:rFonts w:ascii="Courier New" w:hAnsi="Courier New" w:cs="Courier New" w:eastAsia="Courier New"/>
+          <w:sz w:val="24"/>
+          <w:szCs w:val="24"/>
         </w:rPr>
         <w:t>price</w:t>
       </w:r>
       <w:r>
         <w:rPr>
-          <w:rFonts w:ascii="Times New Roman" w:hAnsi="Times New Roman" w:cs="Times New Roman"/>
-          <w:sz w:val="28"/>
-          <w:szCs w:val="28"/>
+          <w:rFonts w:ascii="Courier New" w:hAnsi="Courier New" w:cs="Courier New" w:eastAsia="Courier New"/>
+          <w:sz w:val="24"/>
+          <w:szCs w:val="24"/>
           <w:lang w:val="ru-RU"/>
         </w:rPr>
         <w:t>': 10.99},</w:t>
       </w:r>
       <w:r>
         <w:rPr>
-          <w:rFonts w:ascii="Times New Roman" w:hAnsi="Times New Roman" w:cs="Times New Roman"/>
-          <w:sz w:val="28"/>
-          <w:szCs w:val="28"/>
+          <w:rFonts w:ascii="Courier New" w:hAnsi="Courier New" w:cs="Courier New" w:eastAsia="Courier New"/>
+          <w:sz w:val="24"/>
+          <w:szCs w:val="24"/>
           <w:lang w:val="ru-RU"/>
         </w:rPr>
         <w:br/>
@@ -6589,9 +6335,9 @@
       </w:r>
       <w:r>
         <w:rPr>
-          <w:rFonts w:ascii="Times New Roman" w:hAnsi="Times New Roman" w:cs="Times New Roman"/>
-          <w:sz w:val="28"/>
-          <w:szCs w:val="28"/>
+          <w:rFonts w:ascii="Courier New" w:hAnsi="Courier New" w:cs="Courier New" w:eastAsia="Courier New"/>
+          <w:sz w:val="24"/>
+          <w:szCs w:val="24"/>
           <w:lang w:val="ru-RU"/>
         </w:rPr>
         <w:br/>
@@ -6599,9 +6345,9 @@
       </w:r>
       <w:r>
         <w:rPr>
-          <w:rFonts w:ascii="Times New Roman" w:hAnsi="Times New Roman" w:cs="Times New Roman"/>
-          <w:sz w:val="28"/>
-          <w:szCs w:val="28"/>
+          <w:rFonts w:ascii="Courier New" w:hAnsi="Courier New" w:cs="Courier New" w:eastAsia="Courier New"/>
+          <w:sz w:val="24"/>
+          <w:szCs w:val="24"/>
           <w:lang w:val="ru-RU"/>
         </w:rPr>
         <w:br/>
@@ -6609,43 +6355,43 @@
       </w:r>
       <w:r>
         <w:rPr>
-          <w:rFonts w:ascii="Times New Roman" w:hAnsi="Times New Roman" w:cs="Times New Roman"/>
-          <w:sz w:val="28"/>
-          <w:szCs w:val="28"/>
+          <w:rFonts w:ascii="Courier New" w:hAnsi="Courier New" w:cs="Courier New" w:eastAsia="Courier New"/>
+          <w:sz w:val="24"/>
+          <w:szCs w:val="24"/>
         </w:rPr>
         <w:t>shop</w:t>
       </w:r>
       <w:r>
         <w:rPr>
-          <w:rFonts w:ascii="Times New Roman" w:hAnsi="Times New Roman" w:cs="Times New Roman"/>
-          <w:sz w:val="28"/>
-          <w:szCs w:val="28"/>
+          <w:rFonts w:ascii="Courier New" w:hAnsi="Courier New" w:cs="Courier New" w:eastAsia="Courier New"/>
+          <w:sz w:val="24"/>
+          <w:szCs w:val="24"/>
           <w:lang w:val="ru-RU"/>
         </w:rPr>
         <w:t>': 'магнит', '</w:t>
       </w:r>
       <w:r>
         <w:rPr>
-          <w:rFonts w:ascii="Times New Roman" w:hAnsi="Times New Roman" w:cs="Times New Roman"/>
-          <w:sz w:val="28"/>
-          <w:szCs w:val="28"/>
+          <w:rFonts w:ascii="Courier New" w:hAnsi="Courier New" w:cs="Courier New" w:eastAsia="Courier New"/>
+          <w:sz w:val="24"/>
+          <w:szCs w:val="24"/>
         </w:rPr>
         <w:t>price</w:t>
       </w:r>
       <w:r>
         <w:rPr>
-          <w:rFonts w:ascii="Times New Roman" w:hAnsi="Times New Roman" w:cs="Times New Roman"/>
-          <w:sz w:val="28"/>
-          <w:szCs w:val="28"/>
+          <w:rFonts w:ascii="Courier New" w:hAnsi="Courier New" w:cs="Courier New" w:eastAsia="Courier New"/>
+          <w:sz w:val="24"/>
+          <w:szCs w:val="24"/>
           <w:lang w:val="ru-RU"/>
         </w:rPr>
         <w:t>': 30.99},</w:t>
       </w:r>
       <w:r>
         <w:rPr>
-          <w:rFonts w:ascii="Times New Roman" w:hAnsi="Times New Roman" w:cs="Times New Roman"/>
-          <w:sz w:val="28"/>
-          <w:szCs w:val="28"/>
+          <w:rFonts w:ascii="Courier New" w:hAnsi="Courier New" w:cs="Courier New" w:eastAsia="Courier New"/>
+          <w:sz w:val="24"/>
+          <w:szCs w:val="24"/>
           <w:lang w:val="ru-RU"/>
         </w:rPr>
         <w:br/>
@@ -6653,43 +6399,43 @@
       </w:r>
       <w:r>
         <w:rPr>
-          <w:rFonts w:ascii="Times New Roman" w:hAnsi="Times New Roman" w:cs="Times New Roman"/>
-          <w:sz w:val="28"/>
-          <w:szCs w:val="28"/>
+          <w:rFonts w:ascii="Courier New" w:hAnsi="Courier New" w:cs="Courier New" w:eastAsia="Courier New"/>
+          <w:sz w:val="24"/>
+          <w:szCs w:val="24"/>
         </w:rPr>
         <w:t>shop</w:t>
       </w:r>
       <w:r>
         <w:rPr>
-          <w:rFonts w:ascii="Times New Roman" w:hAnsi="Times New Roman" w:cs="Times New Roman"/>
-          <w:sz w:val="28"/>
-          <w:szCs w:val="28"/>
+          <w:rFonts w:ascii="Courier New" w:hAnsi="Courier New" w:cs="Courier New" w:eastAsia="Courier New"/>
+          <w:sz w:val="24"/>
+          <w:szCs w:val="24"/>
           <w:lang w:val="ru-RU"/>
         </w:rPr>
         <w:t>': 'пятерочка', '</w:t>
       </w:r>
       <w:r>
         <w:rPr>
-          <w:rFonts w:ascii="Times New Roman" w:hAnsi="Times New Roman" w:cs="Times New Roman"/>
-          <w:sz w:val="28"/>
-          <w:szCs w:val="28"/>
+          <w:rFonts w:ascii="Courier New" w:hAnsi="Courier New" w:cs="Courier New" w:eastAsia="Courier New"/>
+          <w:sz w:val="24"/>
+          <w:szCs w:val="24"/>
         </w:rPr>
         <w:t>price</w:t>
       </w:r>
       <w:r>
         <w:rPr>
-          <w:rFonts w:ascii="Times New Roman" w:hAnsi="Times New Roman" w:cs="Times New Roman"/>
-          <w:sz w:val="28"/>
-          <w:szCs w:val="28"/>
+          <w:rFonts w:ascii="Courier New" w:hAnsi="Courier New" w:cs="Courier New" w:eastAsia="Courier New"/>
+          <w:sz w:val="24"/>
+          <w:szCs w:val="24"/>
           <w:lang w:val="ru-RU"/>
         </w:rPr>
         <w:t>': 32.99},</w:t>
       </w:r>
       <w:r>
         <w:rPr>
-          <w:rFonts w:ascii="Times New Roman" w:hAnsi="Times New Roman" w:cs="Times New Roman"/>
-          <w:sz w:val="28"/>
-          <w:szCs w:val="28"/>
+          <w:rFonts w:ascii="Courier New" w:hAnsi="Courier New" w:cs="Courier New" w:eastAsia="Courier New"/>
+          <w:sz w:val="24"/>
+          <w:szCs w:val="24"/>
           <w:lang w:val="ru-RU"/>
         </w:rPr>
         <w:br/>
@@ -6697,9 +6443,9 @@
       </w:r>
       <w:r>
         <w:rPr>
-          <w:rFonts w:ascii="Times New Roman" w:hAnsi="Times New Roman" w:cs="Times New Roman"/>
-          <w:sz w:val="28"/>
-          <w:szCs w:val="28"/>
+          <w:rFonts w:ascii="Courier New" w:hAnsi="Courier New" w:cs="Courier New" w:eastAsia="Courier New"/>
+          <w:sz w:val="24"/>
+          <w:szCs w:val="24"/>
           <w:lang w:val="ru-RU"/>
         </w:rPr>
         <w:br/>
@@ -6707,9 +6453,9 @@
       </w:r>
       <w:r>
         <w:rPr>
-          <w:rFonts w:ascii="Times New Roman" w:hAnsi="Times New Roman" w:cs="Times New Roman"/>
-          <w:sz w:val="28"/>
-          <w:szCs w:val="28"/>
+          <w:rFonts w:ascii="Courier New" w:hAnsi="Courier New" w:cs="Courier New" w:eastAsia="Courier New"/>
+          <w:sz w:val="24"/>
+          <w:szCs w:val="24"/>
           <w:lang w:val="ru-RU"/>
         </w:rPr>
         <w:br/>
@@ -6771,7 +6517,7 @@
     </w:p>
     <w:p>
       <w:pPr>
-        <w:spacing w:after="120"/>
+        <w:spacing w:after="160" w:before="80"/>
         <w:ind w:firstLine="0"/>
         <w:jc w:val="center"/>
         <w:rPr>
@@ -6782,39 +6528,16 @@
       </w:pPr>
       <w:r>
         <w:rPr>
-          <w:rFonts w:cs="Times New Roman"/>
-          <w:i/>
-          <w:szCs w:val="28"/>
-          <w:lang w:val="ru-RU"/>
-        </w:rPr>
-        <w:t>Рисунок 10 - Результат выполнения 09_</w:t>
-      </w:r>
-      <w:r>
-        <w:rPr>
-          <w:rFonts w:cs="Times New Roman"/>
-          <w:i/>
-          <w:szCs w:val="28"/>
-        </w:rPr>
-        <w:t>shopping</w:t>
-      </w:r>
-      <w:r>
-        <w:rPr>
-          <w:rFonts w:cs="Times New Roman"/>
-          <w:i/>
-          <w:szCs w:val="28"/>
-          <w:lang w:val="ru-RU"/>
-        </w:rPr>
-        <w:t>.</w:t>
+          <w:rFonts w:cs="Times New Roman" w:ascii="Times New Roman" w:hAnsi="Times New Roman" w:eastAsia="Times New Roman"/>
+          <w:b w:val="0"/>
+          <w:i w:val="1"/>
+          <w:sz w:val="24"/>
+          <w:szCs w:val="24"/>
+          <w:lang w:val="ru-RU"/>
+        </w:rPr>
+        <w:t>Рисунок 10 – Результат выполнения 09_shopping.py</w:t>
       </w:r>
       <w:proofErr w:type="spellStart"/>
-      <w:r>
-        <w:rPr>
-          <w:rFonts w:cs="Times New Roman"/>
-          <w:i/>
-          <w:szCs w:val="28"/>
-        </w:rPr>
-        <w:t>py</w:t>
-      </w:r>
       <w:proofErr w:type="spellEnd"/>
     </w:p>
     <w:p>
@@ -6959,71 +6682,71 @@
       </w:pPr>
       <w:r>
         <w:rPr>
-          <w:rFonts w:ascii="Times New Roman" w:hAnsi="Times New Roman" w:cs="Times New Roman"/>
-          <w:sz w:val="28"/>
-          <w:szCs w:val="28"/>
+          <w:rFonts w:ascii="Courier New" w:hAnsi="Courier New" w:cs="Courier New" w:eastAsia="Courier New"/>
+          <w:sz w:val="24"/>
+          <w:szCs w:val="24"/>
         </w:rPr>
         <w:t>for name in goods:</w:t>
       </w:r>
       <w:r>
         <w:rPr>
-          <w:rFonts w:ascii="Times New Roman" w:hAnsi="Times New Roman" w:cs="Times New Roman"/>
-          <w:sz w:val="28"/>
-          <w:szCs w:val="28"/>
+          <w:rFonts w:ascii="Courier New" w:hAnsi="Courier New" w:cs="Courier New" w:eastAsia="Courier New"/>
+          <w:sz w:val="24"/>
+          <w:szCs w:val="24"/>
         </w:rPr>
         <w:br/>
         <w:t xml:space="preserve">    code = goods[name]</w:t>
       </w:r>
       <w:r>
         <w:rPr>
-          <w:rFonts w:ascii="Times New Roman" w:hAnsi="Times New Roman" w:cs="Times New Roman"/>
-          <w:sz w:val="28"/>
-          <w:szCs w:val="28"/>
+          <w:rFonts w:ascii="Courier New" w:hAnsi="Courier New" w:cs="Courier New" w:eastAsia="Courier New"/>
+          <w:sz w:val="24"/>
+          <w:szCs w:val="24"/>
         </w:rPr>
         <w:br/>
         <w:t xml:space="preserve">    count = 0</w:t>
       </w:r>
       <w:r>
         <w:rPr>
-          <w:rFonts w:ascii="Times New Roman" w:hAnsi="Times New Roman" w:cs="Times New Roman"/>
-          <w:sz w:val="28"/>
-          <w:szCs w:val="28"/>
+          <w:rFonts w:ascii="Courier New" w:hAnsi="Courier New" w:cs="Courier New" w:eastAsia="Courier New"/>
+          <w:sz w:val="24"/>
+          <w:szCs w:val="24"/>
         </w:rPr>
         <w:br/>
         <w:t xml:space="preserve">    money = 0</w:t>
       </w:r>
       <w:r>
         <w:rPr>
-          <w:rFonts w:ascii="Times New Roman" w:hAnsi="Times New Roman" w:cs="Times New Roman"/>
-          <w:sz w:val="28"/>
-          <w:szCs w:val="28"/>
+          <w:rFonts w:ascii="Courier New" w:hAnsi="Courier New" w:cs="Courier New" w:eastAsia="Courier New"/>
+          <w:sz w:val="24"/>
+          <w:szCs w:val="24"/>
         </w:rPr>
         <w:br/>
         <w:t xml:space="preserve">    for item in store[code]:</w:t>
       </w:r>
       <w:r>
         <w:rPr>
-          <w:rFonts w:ascii="Times New Roman" w:hAnsi="Times New Roman" w:cs="Times New Roman"/>
-          <w:sz w:val="28"/>
-          <w:szCs w:val="28"/>
+          <w:rFonts w:ascii="Courier New" w:hAnsi="Courier New" w:cs="Courier New" w:eastAsia="Courier New"/>
+          <w:sz w:val="24"/>
+          <w:szCs w:val="24"/>
         </w:rPr>
         <w:br/>
         <w:t xml:space="preserve">        count += item['quantity']</w:t>
       </w:r>
       <w:r>
         <w:rPr>
-          <w:rFonts w:ascii="Times New Roman" w:hAnsi="Times New Roman" w:cs="Times New Roman"/>
-          <w:sz w:val="28"/>
-          <w:szCs w:val="28"/>
+          <w:rFonts w:ascii="Courier New" w:hAnsi="Courier New" w:cs="Courier New" w:eastAsia="Courier New"/>
+          <w:sz w:val="24"/>
+          <w:szCs w:val="24"/>
         </w:rPr>
         <w:br/>
         <w:t xml:space="preserve">        money += item['quantity'] * item['price']</w:t>
       </w:r>
       <w:r>
         <w:rPr>
-          <w:rFonts w:ascii="Times New Roman" w:hAnsi="Times New Roman" w:cs="Times New Roman"/>
-          <w:sz w:val="28"/>
-          <w:szCs w:val="28"/>
+          <w:rFonts w:ascii="Courier New" w:hAnsi="Courier New" w:cs="Courier New" w:eastAsia="Courier New"/>
+          <w:sz w:val="24"/>
+          <w:szCs w:val="24"/>
         </w:rPr>
         <w:br/>
         <w:t xml:space="preserve">    print(name, '-', count, 'шт, стоимость', money, 'руб')</w:t>
@@ -7085,7 +6808,7 @@
     </w:p>
     <w:p>
       <w:pPr>
-        <w:spacing w:after="120"/>
+        <w:spacing w:after="160" w:before="80"/>
         <w:ind w:firstLine="0"/>
         <w:jc w:val="center"/>
         <w:rPr>
@@ -7096,39 +6819,16 @@
       </w:pPr>
       <w:r>
         <w:rPr>
-          <w:rFonts w:cs="Times New Roman"/>
-          <w:i/>
-          <w:szCs w:val="28"/>
-          <w:lang w:val="ru-RU"/>
-        </w:rPr>
-        <w:t>Рисунок 11 - Результат выполнения 10_</w:t>
-      </w:r>
-      <w:r>
-        <w:rPr>
-          <w:rFonts w:cs="Times New Roman"/>
-          <w:i/>
-          <w:szCs w:val="28"/>
-        </w:rPr>
-        <w:t>store</w:t>
-      </w:r>
-      <w:r>
-        <w:rPr>
-          <w:rFonts w:cs="Times New Roman"/>
-          <w:i/>
-          <w:szCs w:val="28"/>
-          <w:lang w:val="ru-RU"/>
-        </w:rPr>
-        <w:t>.</w:t>
+          <w:rFonts w:cs="Times New Roman" w:ascii="Times New Roman" w:hAnsi="Times New Roman" w:eastAsia="Times New Roman"/>
+          <w:b w:val="0"/>
+          <w:i w:val="1"/>
+          <w:sz w:val="24"/>
+          <w:szCs w:val="24"/>
+          <w:lang w:val="ru-RU"/>
+        </w:rPr>
+        <w:t>Рисунок 11 – Результат выполнения 10_store.py</w:t>
       </w:r>
       <w:proofErr w:type="spellStart"/>
-      <w:r>
-        <w:rPr>
-          <w:rFonts w:cs="Times New Roman"/>
-          <w:i/>
-          <w:szCs w:val="28"/>
-        </w:rPr>
-        <w:t>py</w:t>
-      </w:r>
       <w:proofErr w:type="spellEnd"/>
     </w:p>
     <w:p>
@@ -7433,27 +7133,27 @@
       </w:pPr>
       <w:r>
         <w:rPr>
-          <w:rFonts w:ascii="Times New Roman" w:hAnsi="Times New Roman" w:cs="Times New Roman"/>
-          <w:sz w:val="28"/>
-          <w:szCs w:val="28"/>
+          <w:rFonts w:ascii="Courier New" w:hAnsi="Courier New" w:cs="Courier New" w:eastAsia="Courier New"/>
+          <w:sz w:val="24"/>
+          <w:szCs w:val="24"/>
         </w:rPr>
         <w:t xml:space="preserve">import </w:t>
       </w:r>
       <w:proofErr w:type="spellStart"/>
       <w:r>
         <w:rPr>
-          <w:rFonts w:ascii="Times New Roman" w:hAnsi="Times New Roman" w:cs="Times New Roman"/>
-          <w:sz w:val="28"/>
-          <w:szCs w:val="28"/>
+          <w:rFonts w:ascii="Courier New" w:hAnsi="Courier New" w:cs="Courier New" w:eastAsia="Courier New"/>
+          <w:sz w:val="24"/>
+          <w:szCs w:val="24"/>
         </w:rPr>
         <w:t>os</w:t>
       </w:r>
       <w:proofErr w:type="spellEnd"/>
       <w:r>
         <w:rPr>
-          <w:rFonts w:ascii="Times New Roman" w:hAnsi="Times New Roman" w:cs="Times New Roman"/>
-          <w:sz w:val="28"/>
-          <w:szCs w:val="28"/>
+          <w:rFonts w:ascii="Courier New" w:hAnsi="Courier New" w:cs="Courier New" w:eastAsia="Courier New"/>
+          <w:sz w:val="24"/>
+          <w:szCs w:val="24"/>
         </w:rPr>
         <w:br/>
         <w:t xml:space="preserve">import </w:t>
@@ -7461,132 +7161,132 @@
       <w:proofErr w:type="spellStart"/>
       <w:r>
         <w:rPr>
-          <w:rFonts w:ascii="Times New Roman" w:hAnsi="Times New Roman" w:cs="Times New Roman"/>
-          <w:sz w:val="28"/>
-          <w:szCs w:val="28"/>
+          <w:rFonts w:ascii="Courier New" w:hAnsi="Courier New" w:cs="Courier New" w:eastAsia="Courier New"/>
+          <w:sz w:val="24"/>
+          <w:szCs w:val="24"/>
         </w:rPr>
         <w:t>runpy</w:t>
       </w:r>
       <w:proofErr w:type="spellEnd"/>
       <w:r>
         <w:rPr>
-          <w:rFonts w:ascii="Times New Roman" w:hAnsi="Times New Roman" w:cs="Times New Roman"/>
-          <w:sz w:val="28"/>
-          <w:szCs w:val="28"/>
+          <w:rFonts w:ascii="Courier New" w:hAnsi="Courier New" w:cs="Courier New" w:eastAsia="Courier New"/>
+          <w:sz w:val="24"/>
+          <w:szCs w:val="24"/>
         </w:rPr>
         <w:br/>
       </w:r>
       <w:r>
         <w:rPr>
-          <w:rFonts w:ascii="Times New Roman" w:hAnsi="Times New Roman" w:cs="Times New Roman"/>
-          <w:sz w:val="28"/>
-          <w:szCs w:val="28"/>
+          <w:rFonts w:ascii="Courier New" w:hAnsi="Courier New" w:cs="Courier New" w:eastAsia="Courier New"/>
+          <w:sz w:val="24"/>
+          <w:szCs w:val="24"/>
         </w:rPr>
         <w:br/>
         <w:t>folder = os.path.dirname(os.path.abspath(__file__))</w:t>
       </w:r>
       <w:r>
         <w:rPr>
-          <w:rFonts w:ascii="Times New Roman" w:hAnsi="Times New Roman" w:cs="Times New Roman"/>
-          <w:sz w:val="28"/>
-          <w:szCs w:val="28"/>
+          <w:rFonts w:ascii="Courier New" w:hAnsi="Courier New" w:cs="Courier New" w:eastAsia="Courier New"/>
+          <w:sz w:val="24"/>
+          <w:szCs w:val="24"/>
         </w:rPr>
         <w:br/>
       </w:r>
       <w:r>
         <w:rPr>
-          <w:rFonts w:ascii="Times New Roman" w:hAnsi="Times New Roman" w:cs="Times New Roman"/>
-          <w:sz w:val="28"/>
-          <w:szCs w:val="28"/>
+          <w:rFonts w:ascii="Courier New" w:hAnsi="Courier New" w:cs="Courier New" w:eastAsia="Courier New"/>
+          <w:sz w:val="24"/>
+          <w:szCs w:val="24"/>
         </w:rPr>
         <w:br/>
         <w:t>def main():</w:t>
       </w:r>
       <w:r>
         <w:rPr>
-          <w:rFonts w:ascii="Times New Roman" w:hAnsi="Times New Roman" w:cs="Times New Roman"/>
-          <w:sz w:val="28"/>
-          <w:szCs w:val="28"/>
+          <w:rFonts w:ascii="Courier New" w:hAnsi="Courier New" w:cs="Courier New" w:eastAsia="Courier New"/>
+          <w:sz w:val="24"/>
+          <w:szCs w:val="24"/>
         </w:rPr>
         <w:br/>
         <w:t xml:space="preserve">    for name in files:</w:t>
       </w:r>
       <w:r>
         <w:rPr>
-          <w:rFonts w:ascii="Times New Roman" w:hAnsi="Times New Roman" w:cs="Times New Roman"/>
-          <w:sz w:val="28"/>
-          <w:szCs w:val="28"/>
+          <w:rFonts w:ascii="Courier New" w:hAnsi="Courier New" w:cs="Courier New" w:eastAsia="Courier New"/>
+          <w:sz w:val="24"/>
+          <w:szCs w:val="24"/>
         </w:rPr>
         <w:br/>
         <w:t xml:space="preserve">        print('-----', name, '-----')</w:t>
       </w:r>
       <w:r>
         <w:rPr>
-          <w:rFonts w:ascii="Times New Roman" w:hAnsi="Times New Roman" w:cs="Times New Roman"/>
-          <w:sz w:val="28"/>
-          <w:szCs w:val="28"/>
+          <w:rFonts w:ascii="Courier New" w:hAnsi="Courier New" w:cs="Courier New" w:eastAsia="Courier New"/>
+          <w:sz w:val="24"/>
+          <w:szCs w:val="24"/>
         </w:rPr>
         <w:br/>
         <w:t xml:space="preserve">        runpy.run_path(</w:t>
       </w:r>
       <w:r>
         <w:rPr>
-          <w:rFonts w:ascii="Times New Roman" w:hAnsi="Times New Roman" w:cs="Times New Roman"/>
-          <w:sz w:val="28"/>
-          <w:szCs w:val="28"/>
+          <w:rFonts w:ascii="Courier New" w:hAnsi="Courier New" w:cs="Courier New" w:eastAsia="Courier New"/>
+          <w:sz w:val="24"/>
+          <w:szCs w:val="24"/>
         </w:rPr>
         <w:br/>
         <w:t xml:space="preserve">            os.path.join(folder, name),</w:t>
       </w:r>
       <w:r>
         <w:rPr>
-          <w:rFonts w:ascii="Times New Roman" w:hAnsi="Times New Roman" w:cs="Times New Roman"/>
-          <w:sz w:val="28"/>
-          <w:szCs w:val="28"/>
+          <w:rFonts w:ascii="Courier New" w:hAnsi="Courier New" w:cs="Courier New" w:eastAsia="Courier New"/>
+          <w:sz w:val="24"/>
+          <w:szCs w:val="24"/>
         </w:rPr>
         <w:br/>
         <w:t xml:space="preserve">            run_name='__main__'</w:t>
       </w:r>
       <w:r>
         <w:rPr>
-          <w:rFonts w:ascii="Times New Roman" w:hAnsi="Times New Roman" w:cs="Times New Roman"/>
-          <w:sz w:val="28"/>
-          <w:szCs w:val="28"/>
+          <w:rFonts w:ascii="Courier New" w:hAnsi="Courier New" w:cs="Courier New" w:eastAsia="Courier New"/>
+          <w:sz w:val="24"/>
+          <w:szCs w:val="24"/>
         </w:rPr>
         <w:br/>
         <w:t xml:space="preserve">        )</w:t>
       </w:r>
       <w:r>
         <w:rPr>
-          <w:rFonts w:ascii="Times New Roman" w:hAnsi="Times New Roman" w:cs="Times New Roman"/>
-          <w:sz w:val="28"/>
-          <w:szCs w:val="28"/>
+          <w:rFonts w:ascii="Courier New" w:hAnsi="Courier New" w:cs="Courier New" w:eastAsia="Courier New"/>
+          <w:sz w:val="24"/>
+          <w:szCs w:val="24"/>
         </w:rPr>
         <w:br/>
         <w:t xml:space="preserve">        print()</w:t>
       </w:r>
       <w:r>
         <w:rPr>
-          <w:rFonts w:ascii="Times New Roman" w:hAnsi="Times New Roman" w:cs="Times New Roman"/>
-          <w:sz w:val="28"/>
-          <w:szCs w:val="28"/>
+          <w:rFonts w:ascii="Courier New" w:hAnsi="Courier New" w:cs="Courier New" w:eastAsia="Courier New"/>
+          <w:sz w:val="24"/>
+          <w:szCs w:val="24"/>
         </w:rPr>
         <w:br/>
       </w:r>
       <w:r>
         <w:rPr>
-          <w:rFonts w:ascii="Times New Roman" w:hAnsi="Times New Roman" w:cs="Times New Roman"/>
-          <w:sz w:val="28"/>
-          <w:szCs w:val="28"/>
+          <w:rFonts w:ascii="Courier New" w:hAnsi="Courier New" w:cs="Courier New" w:eastAsia="Courier New"/>
+          <w:sz w:val="24"/>
+          <w:szCs w:val="24"/>
         </w:rPr>
         <w:br/>
         <w:t>if __name__ == '__main__':</w:t>
       </w:r>
       <w:r>
         <w:rPr>
-          <w:rFonts w:ascii="Times New Roman" w:hAnsi="Times New Roman" w:cs="Times New Roman"/>
-          <w:sz w:val="28"/>
-          <w:szCs w:val="28"/>
+          <w:rFonts w:ascii="Courier New" w:hAnsi="Courier New" w:cs="Courier New" w:eastAsia="Courier New"/>
+          <w:sz w:val="24"/>
+          <w:szCs w:val="24"/>
         </w:rPr>
         <w:br/>
         <w:t xml:space="preserve">    main()</w:t>
@@ -7906,35 +7606,35 @@
       </w:pPr>
       <w:r>
         <w:rPr>
-          <w:rFonts w:ascii="Times New Roman" w:hAnsi="Times New Roman" w:cs="Times New Roman"/>
-          <w:sz w:val="28"/>
-          <w:szCs w:val="28"/>
+          <w:rFonts w:ascii="Courier New" w:hAnsi="Courier New" w:cs="Courier New" w:eastAsia="Courier New"/>
+          <w:sz w:val="24"/>
+          <w:szCs w:val="24"/>
         </w:rPr>
         <w:t xml:space="preserve">def </w:t>
       </w:r>
       <w:proofErr w:type="spellStart"/>
       <w:r>
         <w:rPr>
-          <w:rFonts w:ascii="Times New Roman" w:hAnsi="Times New Roman" w:cs="Times New Roman"/>
-          <w:sz w:val="28"/>
-          <w:szCs w:val="28"/>
+          <w:rFonts w:ascii="Courier New" w:hAnsi="Courier New" w:cs="Courier New" w:eastAsia="Courier New"/>
+          <w:sz w:val="24"/>
+          <w:szCs w:val="24"/>
         </w:rPr>
         <w:t>load_task</w:t>
       </w:r>
       <w:proofErr w:type="spellEnd"/>
       <w:r>
         <w:rPr>
-          <w:rFonts w:ascii="Times New Roman" w:hAnsi="Times New Roman" w:cs="Times New Roman"/>
-          <w:sz w:val="28"/>
-          <w:szCs w:val="28"/>
+          <w:rFonts w:ascii="Courier New" w:hAnsi="Courier New" w:cs="Courier New" w:eastAsia="Courier New"/>
+          <w:sz w:val="24"/>
+          <w:szCs w:val="24"/>
         </w:rPr>
         <w:t>(filename):</w:t>
       </w:r>
       <w:r>
         <w:rPr>
-          <w:rFonts w:ascii="Times New Roman" w:hAnsi="Times New Roman" w:cs="Times New Roman"/>
-          <w:sz w:val="28"/>
-          <w:szCs w:val="28"/>
+          <w:rFonts w:ascii="Courier New" w:hAnsi="Courier New" w:cs="Courier New" w:eastAsia="Courier New"/>
+          <w:sz w:val="24"/>
+          <w:szCs w:val="24"/>
         </w:rPr>
         <w:br/>
         <w:t xml:space="preserve">    path = </w:t>
@@ -7942,53 +7642,53 @@
       <w:proofErr w:type="spellStart"/>
       <w:r>
         <w:rPr>
-          <w:rFonts w:ascii="Times New Roman" w:hAnsi="Times New Roman" w:cs="Times New Roman"/>
-          <w:sz w:val="28"/>
-          <w:szCs w:val="28"/>
+          <w:rFonts w:ascii="Courier New" w:hAnsi="Courier New" w:cs="Courier New" w:eastAsia="Courier New"/>
+          <w:sz w:val="24"/>
+          <w:szCs w:val="24"/>
         </w:rPr>
         <w:t>os.path.join</w:t>
       </w:r>
       <w:proofErr w:type="spellEnd"/>
       <w:r>
         <w:rPr>
-          <w:rFonts w:ascii="Times New Roman" w:hAnsi="Times New Roman" w:cs="Times New Roman"/>
-          <w:sz w:val="28"/>
-          <w:szCs w:val="28"/>
+          <w:rFonts w:ascii="Courier New" w:hAnsi="Courier New" w:cs="Courier New" w:eastAsia="Courier New"/>
+          <w:sz w:val="24"/>
+          <w:szCs w:val="24"/>
         </w:rPr>
         <w:t>(folder, filename)</w:t>
       </w:r>
       <w:r>
         <w:rPr>
-          <w:rFonts w:ascii="Times New Roman" w:hAnsi="Times New Roman" w:cs="Times New Roman"/>
-          <w:sz w:val="28"/>
-          <w:szCs w:val="28"/>
+          <w:rFonts w:ascii="Courier New" w:hAnsi="Courier New" w:cs="Courier New" w:eastAsia="Courier New"/>
+          <w:sz w:val="24"/>
+          <w:szCs w:val="24"/>
         </w:rPr>
         <w:br/>
         <w:t xml:space="preserve">    spec = importlib.util.spec_from_file_location(filename[:-3], path)</w:t>
       </w:r>
       <w:r>
         <w:rPr>
-          <w:rFonts w:ascii="Times New Roman" w:hAnsi="Times New Roman" w:cs="Times New Roman"/>
-          <w:sz w:val="28"/>
-          <w:szCs w:val="28"/>
+          <w:rFonts w:ascii="Courier New" w:hAnsi="Courier New" w:cs="Courier New" w:eastAsia="Courier New"/>
+          <w:sz w:val="24"/>
+          <w:szCs w:val="24"/>
         </w:rPr>
         <w:br/>
         <w:t xml:space="preserve">    module = importlib.util.module_from_spec(spec)</w:t>
       </w:r>
       <w:r>
         <w:rPr>
-          <w:rFonts w:ascii="Times New Roman" w:hAnsi="Times New Roman" w:cs="Times New Roman"/>
-          <w:sz w:val="28"/>
-          <w:szCs w:val="28"/>
+          <w:rFonts w:ascii="Courier New" w:hAnsi="Courier New" w:cs="Courier New" w:eastAsia="Courier New"/>
+          <w:sz w:val="24"/>
+          <w:szCs w:val="24"/>
         </w:rPr>
         <w:br/>
         <w:t xml:space="preserve">    spec.loader.exec_module(module)</w:t>
       </w:r>
       <w:r>
         <w:rPr>
-          <w:rFonts w:ascii="Times New Roman" w:hAnsi="Times New Roman" w:cs="Times New Roman"/>
-          <w:sz w:val="28"/>
-          <w:szCs w:val="28"/>
+          <w:rFonts w:ascii="Courier New" w:hAnsi="Courier New" w:cs="Courier New" w:eastAsia="Courier New"/>
+          <w:sz w:val="24"/>
+          <w:szCs w:val="24"/>
         </w:rPr>
         <w:br/>
         <w:t xml:space="preserve">    return module</w:t>
@@ -8103,35 +7803,35 @@
       </w:pPr>
       <w:r>
         <w:rPr>
-          <w:rFonts w:ascii="Times New Roman" w:hAnsi="Times New Roman" w:cs="Times New Roman"/>
-          <w:sz w:val="28"/>
-          <w:szCs w:val="28"/>
+          <w:rFonts w:ascii="Courier New" w:hAnsi="Courier New" w:cs="Courier New" w:eastAsia="Courier New"/>
+          <w:sz w:val="24"/>
+          <w:szCs w:val="24"/>
         </w:rPr>
         <w:t xml:space="preserve">def </w:t>
       </w:r>
       <w:proofErr w:type="spellStart"/>
       <w:r>
         <w:rPr>
-          <w:rFonts w:ascii="Times New Roman" w:hAnsi="Times New Roman" w:cs="Times New Roman"/>
-          <w:sz w:val="28"/>
-          <w:szCs w:val="28"/>
+          <w:rFonts w:ascii="Courier New" w:hAnsi="Courier New" w:cs="Courier New" w:eastAsia="Courier New"/>
+          <w:sz w:val="24"/>
+          <w:szCs w:val="24"/>
         </w:rPr>
         <w:t>test_operations</w:t>
       </w:r>
       <w:proofErr w:type="spellEnd"/>
       <w:r>
         <w:rPr>
-          <w:rFonts w:ascii="Times New Roman" w:hAnsi="Times New Roman" w:cs="Times New Roman"/>
-          <w:sz w:val="28"/>
-          <w:szCs w:val="28"/>
+          <w:rFonts w:ascii="Courier New" w:hAnsi="Courier New" w:cs="Courier New" w:eastAsia="Courier New"/>
+          <w:sz w:val="24"/>
+          <w:szCs w:val="24"/>
         </w:rPr>
         <w:t>():</w:t>
       </w:r>
       <w:r>
         <w:rPr>
-          <w:rFonts w:ascii="Times New Roman" w:hAnsi="Times New Roman" w:cs="Times New Roman"/>
-          <w:sz w:val="28"/>
-          <w:szCs w:val="28"/>
+          <w:rFonts w:ascii="Courier New" w:hAnsi="Courier New" w:cs="Courier New" w:eastAsia="Courier New"/>
+          <w:sz w:val="24"/>
+          <w:szCs w:val="24"/>
         </w:rPr>
         <w:br/>
         <w:t xml:space="preserve">    assert </w:t>
@@ -8139,79 +7839,79 @@
       <w:proofErr w:type="spellStart"/>
       <w:r>
         <w:rPr>
-          <w:rFonts w:ascii="Times New Roman" w:hAnsi="Times New Roman" w:cs="Times New Roman"/>
-          <w:sz w:val="28"/>
-          <w:szCs w:val="28"/>
+          <w:rFonts w:ascii="Courier New" w:hAnsi="Courier New" w:cs="Courier New" w:eastAsia="Courier New"/>
+          <w:sz w:val="24"/>
+          <w:szCs w:val="24"/>
         </w:rPr>
         <w:t>operations.result</w:t>
       </w:r>
       <w:proofErr w:type="spellEnd"/>
       <w:r>
         <w:rPr>
-          <w:rFonts w:ascii="Times New Roman" w:hAnsi="Times New Roman" w:cs="Times New Roman"/>
-          <w:sz w:val="28"/>
-          <w:szCs w:val="28"/>
+          <w:rFonts w:ascii="Courier New" w:hAnsi="Courier New" w:cs="Courier New" w:eastAsia="Courier New"/>
+          <w:sz w:val="24"/>
+          <w:szCs w:val="24"/>
         </w:rPr>
         <w:t xml:space="preserve"> == 25</w:t>
       </w:r>
       <w:r>
         <w:rPr>
-          <w:rFonts w:ascii="Times New Roman" w:hAnsi="Times New Roman" w:cs="Times New Roman"/>
-          <w:sz w:val="28"/>
-          <w:szCs w:val="28"/>
+          <w:rFonts w:ascii="Courier New" w:hAnsi="Courier New" w:cs="Courier New" w:eastAsia="Courier New"/>
+          <w:sz w:val="24"/>
+          <w:szCs w:val="24"/>
         </w:rPr>
         <w:br/>
       </w:r>
       <w:r>
         <w:rPr>
-          <w:rFonts w:ascii="Times New Roman" w:hAnsi="Times New Roman" w:cs="Times New Roman"/>
-          <w:sz w:val="28"/>
-          <w:szCs w:val="28"/>
+          <w:rFonts w:ascii="Courier New" w:hAnsi="Courier New" w:cs="Courier New" w:eastAsia="Courier New"/>
+          <w:sz w:val="24"/>
+          <w:szCs w:val="24"/>
         </w:rPr>
         <w:br/>
         <w:t>def test_secret():</w:t>
       </w:r>
       <w:r>
         <w:rPr>
-          <w:rFonts w:ascii="Times New Roman" w:hAnsi="Times New Roman" w:cs="Times New Roman"/>
-          <w:sz w:val="28"/>
-          <w:szCs w:val="28"/>
+          <w:rFonts w:ascii="Courier New" w:hAnsi="Courier New" w:cs="Courier New" w:eastAsia="Courier New"/>
+          <w:sz w:val="24"/>
+          <w:szCs w:val="24"/>
         </w:rPr>
         <w:br/>
         <w:t xml:space="preserve">    assert secret.word1 == 'в'</w:t>
       </w:r>
       <w:r>
         <w:rPr>
-          <w:rFonts w:ascii="Times New Roman" w:hAnsi="Times New Roman" w:cs="Times New Roman"/>
-          <w:sz w:val="28"/>
-          <w:szCs w:val="28"/>
+          <w:rFonts w:ascii="Courier New" w:hAnsi="Courier New" w:cs="Courier New" w:eastAsia="Courier New"/>
+          <w:sz w:val="24"/>
+          <w:szCs w:val="24"/>
         </w:rPr>
         <w:br/>
         <w:t xml:space="preserve">    assert secret.word2 == 'бане'</w:t>
       </w:r>
       <w:r>
         <w:rPr>
-          <w:rFonts w:ascii="Times New Roman" w:hAnsi="Times New Roman" w:cs="Times New Roman"/>
-          <w:sz w:val="28"/>
-          <w:szCs w:val="28"/>
+          <w:rFonts w:ascii="Courier New" w:hAnsi="Courier New" w:cs="Courier New" w:eastAsia="Courier New"/>
+          <w:sz w:val="24"/>
+          <w:szCs w:val="24"/>
         </w:rPr>
         <w:br/>
         <w:t xml:space="preserve">    assert secret.word3 == 'веник'</w:t>
       </w:r>
       <w:r>
         <w:rPr>
-          <w:rFonts w:ascii="Times New Roman" w:hAnsi="Times New Roman" w:cs="Times New Roman"/>
-          <w:sz w:val="28"/>
-          <w:szCs w:val="28"/>
+          <w:rFonts w:ascii="Courier New" w:hAnsi="Courier New" w:cs="Courier New" w:eastAsia="Courier New"/>
+          <w:sz w:val="24"/>
+          <w:szCs w:val="24"/>
         </w:rPr>
         <w:br/>
         <w:t xml:space="preserve">    assert secret.word4 == 'дороже'</w:t>
       </w:r>
       <w:r>
         <w:rPr>
-          <w:rFonts w:ascii="Times New Roman" w:hAnsi="Times New Roman" w:cs="Times New Roman"/>
-          <w:sz w:val="28"/>
-          <w:szCs w:val="28"/>
+          <w:rFonts w:ascii="Courier New" w:hAnsi="Courier New" w:cs="Courier New" w:eastAsia="Courier New"/>
+          <w:sz w:val="24"/>
+          <w:szCs w:val="24"/>
         </w:rPr>
         <w:br/>
         <w:t xml:space="preserve">    assert secret.word5 == 'денег'</w:t>
@@ -8367,7 +8067,7 @@
     </w:p>
     <w:p>
       <w:pPr>
-        <w:spacing w:after="120"/>
+        <w:spacing w:after="160" w:before="80"/>
         <w:ind w:firstLine="0"/>
         <w:jc w:val="center"/>
         <w:rPr>
@@ -8378,22 +8078,16 @@
       </w:pPr>
       <w:r>
         <w:rPr>
-          <w:rFonts w:cs="Times New Roman"/>
-          <w:i/>
-          <w:szCs w:val="28"/>
-          <w:lang w:val="ru-RU"/>
-        </w:rPr>
-        <w:t xml:space="preserve">Рисунок 12 - Успешное выполнение тестов </w:t>
+          <w:rFonts w:cs="Times New Roman" w:ascii="Times New Roman" w:hAnsi="Times New Roman" w:eastAsia="Times New Roman"/>
+          <w:b w:val="0"/>
+          <w:i w:val="1"/>
+          <w:sz w:val="24"/>
+          <w:szCs w:val="24"/>
+          <w:lang w:val="ru-RU"/>
+        </w:rPr>
+        <w:t>Рисунок 12 – Успешное выполнение тестов pytest</w:t>
       </w:r>
       <w:proofErr w:type="spellStart"/>
-      <w:r>
-        <w:rPr>
-          <w:rFonts w:cs="Times New Roman"/>
-          <w:i/>
-          <w:szCs w:val="28"/>
-        </w:rPr>
-        <w:t>pytest</w:t>
-      </w:r>
       <w:proofErr w:type="spellEnd"/>
     </w:p>
     <w:p>
@@ -9163,7 +8857,7 @@
     </w:p>
     <w:p>
       <w:pPr>
-        <w:spacing w:after="120"/>
+        <w:spacing w:after="160" w:before="80"/>
         <w:ind w:firstLine="0"/>
         <w:jc w:val="center"/>
         <w:rPr>
@@ -9177,65 +8871,18 @@
       </w:pPr>
       <w:r>
         <w:rPr>
-          <w:rFonts w:cs="Times New Roman"/>
-          <w:i/>
-          <w:szCs w:val="28"/>
-          <w:lang w:val="ru-RU"/>
-        </w:rPr>
-        <w:t xml:space="preserve">Рисунок 13 - Последовательный запуск всех заданий через </w:t>
-      </w:r>
-      <w:r>
-        <w:rPr>
-          <w:rFonts w:cs="Times New Roman"/>
-          <w:i/>
-          <w:szCs w:val="28"/>
-        </w:rPr>
-        <w:t>run</w:t>
-      </w:r>
-      <w:r>
-        <w:rPr>
-          <w:rFonts w:cs="Times New Roman"/>
-          <w:i/>
-          <w:szCs w:val="28"/>
-          <w:lang w:val="ru-RU"/>
-        </w:rPr>
-        <w:t>_</w:t>
-      </w:r>
-      <w:r>
-        <w:rPr>
-          <w:rFonts w:cs="Times New Roman"/>
-          <w:i/>
-          <w:szCs w:val="28"/>
-        </w:rPr>
-        <w:t>lab</w:t>
-      </w:r>
-      <w:r>
-        <w:rPr>
-          <w:rFonts w:cs="Times New Roman"/>
-          <w:i/>
-          <w:szCs w:val="28"/>
-          <w:lang w:val="ru-RU"/>
-        </w:rPr>
-        <w:t>.</w:t>
+          <w:rFonts w:cs="Times New Roman" w:ascii="Times New Roman" w:hAnsi="Times New Roman" w:eastAsia="Times New Roman"/>
+          <w:b w:val="0"/>
+          <w:i w:val="1"/>
+          <w:sz w:val="24"/>
+          <w:szCs w:val="24"/>
+          <w:lang w:val="ru-RU"/>
+        </w:rPr>
+        <w:t>Рисунок 13 – Последовательный запуск всех заданий через run_lab.py</w:t>
       </w:r>
       <w:proofErr w:type="spellStart"/>
-      <w:r>
-        <w:rPr>
-          <w:rFonts w:cs="Times New Roman"/>
-          <w:i/>
-          <w:szCs w:val="28"/>
-        </w:rPr>
-        <w:t>py</w:t>
-      </w:r>
       <w:bookmarkStart w:id="19" w:name="_Toc241139984"/>
       <w:proofErr w:type="spellEnd"/>
-      <w:r>
-        <w:rPr>
-          <w:rFonts w:cs="Times New Roman"/>
-          <w:lang w:val="ru-RU"/>
-        </w:rPr>
-        <w:br w:type="page"/>
-      </w:r>
     </w:p>
     <w:p>
       <w:pPr>
@@ -10600,7 +10247,7 @@
     </w:p>
     <w:sectPr>
       <w:footerReference w:type="default" r:id="rId27"/>
-      <w:pgSz w:w="12240" w:h="15840"/>
+      <w:pgSz w:w="11906" w:h="16838"/>
       <w:pgMar w:top="1134" w:right="1134" w:bottom="1134" w:left="1134" w:header="567" w:footer="567" w:gutter="0"/>
       <w:cols w:space="720"/>
       <w:docGrid w:linePitch="360"/>
@@ -11296,12 +10943,12 @@
     <w:qFormat/>
     <w:rsid w:val="00FC693F"/>
     <w:pPr>
-      <w:spacing w:after="0" w:line="360" w:lineRule="auto"/>
-      <w:ind w:firstLine="709"/>
+      <w:spacing w:after="0" w:line="360" w:lineRule="auto" w:before="0"/>
+      <w:ind w:firstLine="709" w:left="0" w:right="0"/>
       <w:jc w:val="both"/>
     </w:pPr>
     <w:rPr>
-      <w:rFonts w:ascii="Times New Roman" w:eastAsia="Times New Roman" w:hAnsi="Times New Roman"/>
+      <w:rFonts w:ascii="Times New Roman" w:eastAsia="Times New Roman" w:hAnsi="Times New Roman" w:cs="Times New Roman"/>
       <w:sz w:val="28"/>
     </w:rPr>
   </w:style>
@@ -11316,7 +10963,7 @@
     <w:pPr>
       <w:keepNext/>
       <w:keepLines/>
-      <w:spacing w:before="200" w:after="160"/>
+      <w:spacing w:before="0" w:after="200" w:line="276" w:lineRule="auto"/>
       <w:ind w:firstLine="0"/>
       <w:jc w:val="center"/>
       <w:outlineLvl w:val="0"/>
@@ -11326,7 +10973,6 @@
       <w:b/>
       <w:bCs/>
       <w:color w:val="000000"/>
-      <w:sz w:val="32"/>
       <w:szCs w:val="28"/>
     </w:rPr>
   </w:style>
@@ -11342,9 +10988,9 @@
     <w:pPr>
       <w:keepNext/>
       <w:keepLines/>
-      <w:spacing w:before="160" w:after="100"/>
+      <w:spacing w:before="160" w:after="160" w:line="276" w:lineRule="auto"/>
       <w:ind w:firstLine="0"/>
-      <w:jc w:val="left"/>
+      <w:jc w:val="center"/>
       <w:outlineLvl w:val="1"/>
     </w:pPr>
     <w:rPr>
@@ -11367,9 +11013,9 @@
     <w:pPr>
       <w:keepNext/>
       <w:keepLines/>
-      <w:spacing w:before="120" w:after="80"/>
+      <w:spacing w:before="80" w:after="80" w:line="276" w:lineRule="auto"/>
       <w:ind w:firstLine="0"/>
-      <w:jc w:val="left"/>
+      <w:jc w:val="center"/>
       <w:outlineLvl w:val="2"/>
     </w:pPr>
     <w:rPr>
@@ -22302,12 +21948,13 @@
   <w:style w:type="paragraph" w:customStyle="1" w:styleId="CodeBlock">
     <w:name w:val="CodeBlock"/>
     <w:pPr>
-      <w:spacing w:before="60" w:after="100" w:line="240" w:lineRule="auto"/>
-      <w:ind w:left="198" w:right="85"/>
+      <w:spacing w:before="0" w:after="0" w:line="240" w:lineRule="auto"/>
+      <w:ind w:left="0" w:right="0" w:firstLine="0"/>
     </w:pPr>
     <w:rPr>
-      <w:rFonts w:ascii="Consolas" w:eastAsia="Consolas" w:hAnsi="Consolas"/>
-      <w:sz w:val="18"/>
+      <w:rFonts w:ascii="Courier New" w:eastAsia="Courier New" w:hAnsi="Courier New" w:cs="Courier New"/>
+      <w:sz w:val="24"/>
+      <w:szCs w:val="24"/>
     </w:rPr>
   </w:style>
   <w:style w:type="paragraph" w:styleId="14">
